--- a/examples/tutorial/doc/07-first-change-point-detector.docx
+++ b/examples/tutorial/doc/07-first-change-point-detector.docx
@@ -117,15 +117,90 @@
       </w:r>
     </w:p>
     <w:bookmarkEnd w:id="22"/>
-    <w:bookmarkStart w:id="29" w:name="walkthrough"/>
+    <w:bookmarkStart w:id="23" w:name="how-to-read-this-walkthrough"/>
     <w:p>
       <w:pPr>
         <w:pStyle w:val="Heading2"/>
       </w:pPr>
       <w:r>
+        <w:t xml:space="preserve">How to read this walkthrough</w:t>
+      </w:r>
+    </w:p>
+    <w:p>
+      <w:pPr>
+        <w:pStyle w:val="FirstParagraph"/>
+      </w:pPr>
+      <w:r>
+        <w:t xml:space="preserve">The code blocks below follow the same learning rhythm used throughout the collection: prepare the environment, choose the dataset, configure the method, run the analysis, and then inspect the result. Readers who are still learning time-series mining can use that order to understand not only</w:t>
+      </w:r>
+      <w:r>
+        <w:t xml:space="preserve"> </w:t>
+      </w:r>
+      <w:r>
+        <w:rPr>
+          <w:i/>
+          <w:iCs/>
+        </w:rPr>
+        <w:t xml:space="preserve">what</w:t>
+      </w:r>
+      <w:r>
+        <w:t xml:space="preserve"> </w:t>
+      </w:r>
+      <w:r>
+        <w:t xml:space="preserve">each command does, but also</w:t>
+      </w:r>
+      <w:r>
+        <w:t xml:space="preserve"> </w:t>
+      </w:r>
+      <w:r>
+        <w:rPr>
+          <w:i/>
+          <w:iCs/>
+        </w:rPr>
+        <w:t xml:space="preserve">why</w:t>
+      </w:r>
+      <w:r>
+        <w:t xml:space="preserve"> </w:t>
+      </w:r>
+      <w:r>
+        <w:t xml:space="preserve">it appears at that stage of the workflow.</w:t>
+      </w:r>
+    </w:p>
+    <w:p>
+      <w:pPr>
+        <w:pStyle w:val="BodyText"/>
+      </w:pPr>
+      <w:r>
+        <w:t xml:space="preserve">As you go through the notebook, read the inline comments inside each chunk as the operational explanation and use the surrounding prose as the conceptual guide.</w:t>
+      </w:r>
+    </w:p>
+    <w:bookmarkEnd w:id="23"/>
+    <w:bookmarkStart w:id="34" w:name="walkthrough"/>
+    <w:p>
+      <w:pPr>
+        <w:pStyle w:val="Heading2"/>
+      </w:pPr>
+      <w:r>
         <w:t xml:space="preserve">Walkthrough</w:t>
       </w:r>
     </w:p>
+    <w:bookmarkStart w:id="24" w:name="prepare-the-example"/>
+    <w:p>
+      <w:pPr>
+        <w:pStyle w:val="Heading3"/>
+      </w:pPr>
+      <w:r>
+        <w:t xml:space="preserve">Prepare the Example</w:t>
+      </w:r>
+    </w:p>
+    <w:p>
+      <w:pPr>
+        <w:pStyle w:val="FirstParagraph"/>
+      </w:pPr>
+      <w:r>
+        <w:t xml:space="preserve">We begin by organizing the environment, loading the packages, and selecting the dataset used in the notebook. This part is intentionally more direct: the goal is to make the starting point explicit before the method-specific reasoning begins.</w:t>
+      </w:r>
+    </w:p>
     <w:p>
       <w:pPr>
         <w:pStyle w:val="SourceCode"/>
@@ -271,6 +346,24 @@
           <w:rStyle w:val="VerbatimChar"/>
         </w:rPr>
         <w:t xml:space="preserve">## 6  1.25 FALSE</w:t>
+      </w:r>
+    </w:p>
+    <w:bookmarkEnd w:id="24"/>
+    <w:bookmarkStart w:id="28" w:name="interpret-the-result-visually"/>
+    <w:p>
+      <w:pPr>
+        <w:pStyle w:val="Heading3"/>
+      </w:pPr>
+      <w:r>
+        <w:t xml:space="preserve">Interpret the Result Visually</w:t>
+      </w:r>
+    </w:p>
+    <w:p>
+      <w:pPr>
+        <w:pStyle w:val="FirstParagraph"/>
+      </w:pPr>
+      <w:r>
+        <w:t xml:space="preserve">The final plots are not just illustrations. They help the reader connect the method’s internal output with the original series, making it easier to see why a point, range, motif, or symbolic pattern was emphasized and whether that emphasis is coherent with the stated objective of the example.</w:t>
       </w:r>
     </w:p>
     <w:p>
@@ -356,18 +449,18 @@
           <wp:inline>
             <wp:extent cx="4620126" cy="3696101"/>
             <wp:effectExtent b="0" l="0" r="0" t="0"/>
-            <wp:docPr descr="" title="" id="24" name="Picture"/>
+            <wp:docPr descr="" title="" id="26" name="Picture"/>
             <a:graphic>
               <a:graphicData uri="http://schemas.openxmlformats.org/drawingml/2006/picture">
                 <pic:pic>
                   <pic:nvPicPr>
-                    <pic:cNvPr descr="/home/gpca/harbinger/examples/tutorial/doc/07-first-change-point-detector_files/figure-docx/unnamed-chunk-3-1.png" id="25" name="Picture"/>
+                    <pic:cNvPr descr="/home/gpca/harbinger/examples/tutorial/doc/07-first-change-point-detector_files/figure-docx/unnamed-chunk-3-1.png" id="27" name="Picture"/>
                     <pic:cNvPicPr>
                       <a:picLocks noChangeArrowheads="1" noChangeAspect="1"/>
                     </pic:cNvPicPr>
                   </pic:nvPicPr>
                   <pic:blipFill>
-                    <a:blip r:embed="rId23"/>
+                    <a:blip r:embed="rId25"/>
                     <a:stretch>
                       <a:fillRect/>
                     </a:stretch>
@@ -394,6 +487,24 @@
         </w:drawing>
       </w:r>
     </w:p>
+    <w:bookmarkEnd w:id="28"/>
+    <w:bookmarkStart w:id="29" w:name="run-the-core-analysis"/>
+    <w:p>
+      <w:pPr>
+        <w:pStyle w:val="Heading3"/>
+      </w:pPr>
+      <w:r>
+        <w:t xml:space="preserve">Run the Core Analysis</w:t>
+      </w:r>
+    </w:p>
+    <w:p>
+      <w:pPr>
+        <w:pStyle w:val="FirstParagraph"/>
+      </w:pPr>
+      <w:r>
+        <w:t xml:space="preserve">With the environment and the method ready, we execute the central analytical step and inspect its immediate output. This is the point where the abstract idea described earlier becomes operational, so the reader should pay attention to what is produced and how Harbinger standardizes the result.</w:t>
+      </w:r>
+    </w:p>
     <w:p>
       <w:pPr>
         <w:pStyle w:val="SourceCode"/>
@@ -1410,6 +1521,24 @@
           <w:rStyle w:val="VerbatimChar"/>
         </w:rPr>
         <w:t xml:space="preserve">## 101 101 FALSE</w:t>
+      </w:r>
+    </w:p>
+    <w:bookmarkEnd w:id="29"/>
+    <w:bookmarkStart w:id="33" w:name="interpret-the-result-visually-1"/>
+    <w:p>
+      <w:pPr>
+        <w:pStyle w:val="Heading3"/>
+      </w:pPr>
+      <w:r>
+        <w:t xml:space="preserve">Interpret the Result Visually</w:t>
+      </w:r>
+    </w:p>
+    <w:p>
+      <w:pPr>
+        <w:pStyle w:val="FirstParagraph"/>
+      </w:pPr>
+      <w:r>
+        <w:t xml:space="preserve">The final plots are not just illustrations. They help the reader connect the method’s internal output with the original series, making it easier to see why a point, range, motif, or symbolic pattern was emphasized and whether that emphasis is coherent with the stated objective of the example.</w:t>
       </w:r>
     </w:p>
     <w:p>
@@ -1471,18 +1600,18 @@
           <wp:inline>
             <wp:extent cx="4620126" cy="3696101"/>
             <wp:effectExtent b="0" l="0" r="0" t="0"/>
-            <wp:docPr descr="" title="" id="27" name="Picture"/>
+            <wp:docPr descr="" title="" id="31" name="Picture"/>
             <a:graphic>
               <a:graphicData uri="http://schemas.openxmlformats.org/drawingml/2006/picture">
                 <pic:pic>
                   <pic:nvPicPr>
-                    <pic:cNvPr descr="/home/gpca/harbinger/examples/tutorial/doc/07-first-change-point-detector_files/figure-docx/unnamed-chunk-5-1.png" id="28" name="Picture"/>
+                    <pic:cNvPr descr="/home/gpca/harbinger/examples/tutorial/doc/07-first-change-point-detector_files/figure-docx/unnamed-chunk-5-1.png" id="32" name="Picture"/>
                     <pic:cNvPicPr>
                       <a:picLocks noChangeArrowheads="1" noChangeAspect="1"/>
                     </pic:cNvPicPr>
                   </pic:nvPicPr>
                   <pic:blipFill>
-                    <a:blip r:embed="rId26"/>
+                    <a:blip r:embed="rId30"/>
                     <a:stretch>
                       <a:fillRect/>
                     </a:stretch>
@@ -1509,8 +1638,9 @@
         </w:drawing>
       </w:r>
     </w:p>
-    <w:bookmarkEnd w:id="29"/>
-    <w:bookmarkStart w:id="30" w:name="references"/>
+    <w:bookmarkEnd w:id="33"/>
+    <w:bookmarkEnd w:id="34"/>
+    <w:bookmarkStart w:id="35" w:name="references"/>
     <w:p>
       <w:pPr>
         <w:pStyle w:val="Heading2"/>
@@ -1531,7 +1661,7 @@
         <w:t xml:space="preserve">Killick, R., Eckley, I. A. changepoint: An R Package for Changepoint Analysis. Journal of Statistical Software, 58(3), 2014.</w:t>
       </w:r>
     </w:p>
-    <w:bookmarkEnd w:id="30"/>
+    <w:bookmarkEnd w:id="35"/>
     <w:sectPr>
       <w:footnotePr>
         <w:numRestart w:val="eachSect"/>

--- a/examples/tutorial/doc/07-first-change-point-detector.docx
+++ b/examples/tutorial/doc/07-first-change-point-detector.docx
@@ -2,13 +2,13 @@
 <file path=word/document.xml><?xml version="1.0" encoding="utf-8"?>
 <w:document xmlns:w="http://schemas.openxmlformats.org/wordprocessingml/2006/main" xmlns:m="http://schemas.openxmlformats.org/officeDocument/2006/math" xmlns:r="http://schemas.openxmlformats.org/officeDocument/2006/relationships" xmlns:o="urn:schemas-microsoft-com:office:office" xmlns:v="urn:schemas-microsoft-com:vml" xmlns:w10="urn:schemas-microsoft-com:office:word" xmlns:a="http://schemas.openxmlformats.org/drawingml/2006/main" xmlns:pic="http://schemas.openxmlformats.org/drawingml/2006/picture" xmlns:wp="http://schemas.openxmlformats.org/drawingml/2006/wordprocessingDrawing">
   <w:body>
-    <w:bookmarkStart w:id="20" w:name="objective"/>
+    <w:bookmarkStart w:id="26" w:name="X504650d4c4d7a2da78905fb26409fa2074a7fcd"/>
     <w:p>
       <w:pPr>
         <w:pStyle w:val="Heading2"/>
       </w:pPr>
       <w:r>
-        <w:t xml:space="preserve">Objective</w:t>
+        <w:t xml:space="preserve">Tutorial 07 - First Change-Point Detector</w:t>
       </w:r>
     </w:p>
     <w:p>
@@ -16,7 +16,7 @@
         <w:pStyle w:val="FirstParagraph"/>
       </w:pPr>
       <w:r>
-        <w:t xml:space="preserve">This tutorial introduces change-point detection with</w:t>
+        <w:t xml:space="preserve">Change-point detection is different from point-anomaly detection: the target is a transition in the behavior of the series, not only an isolated unusual observation.</w:t>
       </w:r>
       <w:r>
         <w:t xml:space="preserve"> </w:t>
@@ -28,357 +28,188 @@
         <w:t xml:space="preserve">hcp_amoc()</w:t>
       </w:r>
       <w:r>
-        <w:t xml:space="preserve">. The goal is to show how Harbinger handles structural changes, which differ from isolated anomalies because the objective is to locate a transition in the behavior of the series.</w:t>
-      </w:r>
-    </w:p>
-    <w:bookmarkEnd w:id="20"/>
-    <w:bookmarkStart w:id="21" w:name="method-at-a-glance"/>
-    <w:p>
-      <w:pPr>
-        <w:pStyle w:val="Heading2"/>
-      </w:pPr>
-      <w:r>
-        <w:t xml:space="preserve">Method at a glance</w:t>
+        <w:t xml:space="preserve"> </w:t>
+      </w:r>
+      <w:r>
+        <w:t xml:space="preserve">is a good first method because it searches for one dominant break.</w:t>
       </w:r>
     </w:p>
     <w:p>
       <w:pPr>
-        <w:pStyle w:val="FirstParagraph"/>
-      </w:pPr>
-      <w:r>
-        <w:rPr>
-          <w:rStyle w:val="VerbatimChar"/>
-        </w:rPr>
-        <w:t xml:space="preserve">hcp_amoc()</w:t>
-      </w:r>
-      <w:r>
-        <w:t xml:space="preserve"> </w:t>
-      </w:r>
-      <w:r>
-        <w:t xml:space="preserve">searches for a single most significant change point. This is a good first method for learning because it is simple, focused, and works well as an entry point before more complex segmentation techniques.</w:t>
-      </w:r>
-    </w:p>
-    <w:bookmarkEnd w:id="21"/>
-    <w:bookmarkStart w:id="22" w:name="what-you-will-do"/>
-    <w:p>
-      <w:pPr>
-        <w:pStyle w:val="Heading2"/>
-      </w:pPr>
-      <w:r>
-        <w:t xml:space="preserve">What you will do</w:t>
+        <w:pStyle w:val="BodyText"/>
+      </w:pPr>
+      <w:r>
+        <w:t xml:space="preserve">This notebook keeps the workflow short so the reader can focus on the meaning of a labeled change point.</w:t>
       </w:r>
     </w:p>
     <w:p>
       <w:pPr>
-        <w:pStyle w:val="Compact"/>
-        <w:numPr>
-          <w:ilvl w:val="0"/>
-          <w:numId w:val="1001"/>
-        </w:numPr>
-      </w:pPr>
-      <w:r>
-        <w:t xml:space="preserve">load a change-point dataset</w:t>
+        <w:pStyle w:val="BodyText"/>
+      </w:pPr>
+      <w:r>
+        <w:t xml:space="preserve">The technique behind AMOC is single-break optimization: among all possible split positions, the method searches for the location that best separates two regimes with distinct statistical behavior. It is a strong entry point before studying multiple-break methods.</w:t>
       </w:r>
     </w:p>
     <w:p>
       <w:pPr>
-        <w:pStyle w:val="Compact"/>
-        <w:numPr>
-          <w:ilvl w:val="0"/>
-          <w:numId w:val="1001"/>
-        </w:numPr>
-      </w:pPr>
-      <w:r>
-        <w:t xml:space="preserve">run a single-change detector</w:t>
+        <w:pStyle w:val="SourceCode"/>
+      </w:pPr>
+      <w:r>
+        <w:rPr>
+          <w:rStyle w:val="FunctionTok"/>
+        </w:rPr>
+        <w:t xml:space="preserve">library</w:t>
+      </w:r>
+      <w:r>
+        <w:rPr>
+          <w:rStyle w:val="NormalTok"/>
+        </w:rPr>
+        <w:t xml:space="preserve">(harbinger)</w:t>
+      </w:r>
+      <w:r>
+        <w:br/>
+      </w:r>
+      <w:r>
+        <w:br/>
+      </w:r>
+      <w:r>
+        <w:rPr>
+          <w:rStyle w:val="FunctionTok"/>
+        </w:rPr>
+        <w:t xml:space="preserve">data</w:t>
+      </w:r>
+      <w:r>
+        <w:rPr>
+          <w:rStyle w:val="NormalTok"/>
+        </w:rPr>
+        <w:t xml:space="preserve">(examples_changepoints)</w:t>
+      </w:r>
+      <w:r>
+        <w:br/>
+      </w:r>
+      <w:r>
+        <w:rPr>
+          <w:rStyle w:val="NormalTok"/>
+        </w:rPr>
+        <w:t xml:space="preserve">dataset </w:t>
+      </w:r>
+      <w:r>
+        <w:rPr>
+          <w:rStyle w:val="OtherTok"/>
+        </w:rPr>
+        <w:t xml:space="preserve">&lt;-</w:t>
+      </w:r>
+      <w:r>
+        <w:rPr>
+          <w:rStyle w:val="NormalTok"/>
+        </w:rPr>
+        <w:t xml:space="preserve"> examples_changepoints</w:t>
+      </w:r>
+      <w:r>
+        <w:rPr>
+          <w:rStyle w:val="SpecialCharTok"/>
+        </w:rPr>
+        <w:t xml:space="preserve">$</w:t>
+      </w:r>
+      <w:r>
+        <w:rPr>
+          <w:rStyle w:val="NormalTok"/>
+        </w:rPr>
+        <w:t xml:space="preserve">simple</w:t>
+      </w:r>
+      <w:r>
+        <w:br/>
+      </w:r>
+      <w:r>
+        <w:rPr>
+          <w:rStyle w:val="FunctionTok"/>
+        </w:rPr>
+        <w:t xml:space="preserve">head</w:t>
+      </w:r>
+      <w:r>
+        <w:rPr>
+          <w:rStyle w:val="NormalTok"/>
+        </w:rPr>
+        <w:t xml:space="preserve">(dataset)</w:t>
       </w:r>
     </w:p>
     <w:p>
       <w:pPr>
-        <w:pStyle w:val="Compact"/>
-        <w:numPr>
-          <w:ilvl w:val="0"/>
-          <w:numId w:val="1001"/>
-        </w:numPr>
-      </w:pPr>
-      <w:r>
-        <w:t xml:space="preserve">inspect the detected location</w:t>
+        <w:pStyle w:val="SourceCode"/>
+      </w:pPr>
+      <w:r>
+        <w:rPr>
+          <w:rStyle w:val="VerbatimChar"/>
+        </w:rPr>
+        <w:t xml:space="preserve">##   serie event</w:t>
+      </w:r>
+      <w:r>
+        <w:br/>
+      </w:r>
+      <w:r>
+        <w:rPr>
+          <w:rStyle w:val="VerbatimChar"/>
+        </w:rPr>
+        <w:t xml:space="preserve">## 1  0.00 FALSE</w:t>
+      </w:r>
+      <w:r>
+        <w:br/>
+      </w:r>
+      <w:r>
+        <w:rPr>
+          <w:rStyle w:val="VerbatimChar"/>
+        </w:rPr>
+        <w:t xml:space="preserve">## 2  0.25 FALSE</w:t>
+      </w:r>
+      <w:r>
+        <w:br/>
+      </w:r>
+      <w:r>
+        <w:rPr>
+          <w:rStyle w:val="VerbatimChar"/>
+        </w:rPr>
+        <w:t xml:space="preserve">## 3  0.50 FALSE</w:t>
+      </w:r>
+      <w:r>
+        <w:br/>
+      </w:r>
+      <w:r>
+        <w:rPr>
+          <w:rStyle w:val="VerbatimChar"/>
+        </w:rPr>
+        <w:t xml:space="preserve">## 4  0.75 FALSE</w:t>
+      </w:r>
+      <w:r>
+        <w:br/>
+      </w:r>
+      <w:r>
+        <w:rPr>
+          <w:rStyle w:val="VerbatimChar"/>
+        </w:rPr>
+        <w:t xml:space="preserve">## 5  1.00 FALSE</w:t>
+      </w:r>
+      <w:r>
+        <w:br/>
+      </w:r>
+      <w:r>
+        <w:rPr>
+          <w:rStyle w:val="VerbatimChar"/>
+        </w:rPr>
+        <w:t xml:space="preserve">## 6  1.25 FALSE</w:t>
       </w:r>
     </w:p>
     <w:p>
       <w:pPr>
-        <w:pStyle w:val="Compact"/>
-        <w:numPr>
-          <w:ilvl w:val="0"/>
-          <w:numId w:val="1001"/>
-        </w:numPr>
-      </w:pPr>
-      <w:r>
-        <w:t xml:space="preserve">plot the result against the labeled event</w:t>
-      </w:r>
-    </w:p>
-    <w:bookmarkEnd w:id="22"/>
-    <w:bookmarkStart w:id="23" w:name="how-to-read-this-walkthrough"/>
-    <w:p>
-      <w:pPr>
-        <w:pStyle w:val="Heading2"/>
-      </w:pPr>
-      <w:r>
-        <w:t xml:space="preserve">How to read this walkthrough</w:t>
+        <w:pStyle w:val="FirstParagraph"/>
+      </w:pPr>
+      <w:r>
+        <w:t xml:space="preserve">Plot the original series and the labeled change point.</w:t>
       </w:r>
     </w:p>
     <w:p>
       <w:pPr>
-        <w:pStyle w:val="FirstParagraph"/>
-      </w:pPr>
-      <w:r>
-        <w:t xml:space="preserve">The code blocks below follow the same learning rhythm used throughout the collection: prepare the environment, choose the dataset, configure the method, run the analysis, and then inspect the result. Readers who are still learning time-series mining can use that order to understand not only</w:t>
-      </w:r>
-      <w:r>
-        <w:t xml:space="preserve"> </w:t>
-      </w:r>
-      <w:r>
-        <w:rPr>
-          <w:i/>
-          <w:iCs/>
-        </w:rPr>
-        <w:t xml:space="preserve">what</w:t>
-      </w:r>
-      <w:r>
-        <w:t xml:space="preserve"> </w:t>
-      </w:r>
-      <w:r>
-        <w:t xml:space="preserve">each command does, but also</w:t>
-      </w:r>
-      <w:r>
-        <w:t xml:space="preserve"> </w:t>
-      </w:r>
-      <w:r>
-        <w:rPr>
-          <w:i/>
-          <w:iCs/>
-        </w:rPr>
-        <w:t xml:space="preserve">why</w:t>
-      </w:r>
-      <w:r>
-        <w:t xml:space="preserve"> </w:t>
-      </w:r>
-      <w:r>
-        <w:t xml:space="preserve">it appears at that stage of the workflow.</w:t>
-      </w:r>
-    </w:p>
-    <w:p>
-      <w:pPr>
-        <w:pStyle w:val="BodyText"/>
-      </w:pPr>
-      <w:r>
-        <w:t xml:space="preserve">As you go through the notebook, read the inline comments inside each chunk as the operational explanation and use the surrounding prose as the conceptual guide.</w:t>
-      </w:r>
-    </w:p>
-    <w:bookmarkEnd w:id="23"/>
-    <w:bookmarkStart w:id="34" w:name="walkthrough"/>
-    <w:p>
-      <w:pPr>
-        <w:pStyle w:val="Heading2"/>
-      </w:pPr>
-      <w:r>
-        <w:t xml:space="preserve">Walkthrough</w:t>
-      </w:r>
-    </w:p>
-    <w:bookmarkStart w:id="24" w:name="prepare-the-example"/>
-    <w:p>
-      <w:pPr>
-        <w:pStyle w:val="Heading3"/>
-      </w:pPr>
-      <w:r>
-        <w:t xml:space="preserve">Prepare the Example</w:t>
-      </w:r>
-    </w:p>
-    <w:p>
-      <w:pPr>
-        <w:pStyle w:val="FirstParagraph"/>
-      </w:pPr>
-      <w:r>
-        <w:t xml:space="preserve">We begin by organizing the environment, loading the packages, and selecting the dataset used in the notebook. This part is intentionally more direct: the goal is to make the starting point explicit before the method-specific reasoning begins.</w:t>
-      </w:r>
-    </w:p>
-    <w:p>
-      <w:pPr>
         <w:pStyle w:val="SourceCode"/>
       </w:pPr>
-      <w:r>
-        <w:rPr>
-          <w:rStyle w:val="FunctionTok"/>
-        </w:rPr>
-        <w:t xml:space="preserve">library</w:t>
-      </w:r>
-      <w:r>
-        <w:rPr>
-          <w:rStyle w:val="NormalTok"/>
-        </w:rPr>
-        <w:t xml:space="preserve">(harbinger)</w:t>
-      </w:r>
-    </w:p>
-    <w:p>
-      <w:pPr>
-        <w:pStyle w:val="SourceCode"/>
-      </w:pPr>
-      <w:r>
-        <w:rPr>
-          <w:rStyle w:val="FunctionTok"/>
-        </w:rPr>
-        <w:t xml:space="preserve">data</w:t>
-      </w:r>
-      <w:r>
-        <w:rPr>
-          <w:rStyle w:val="NormalTok"/>
-        </w:rPr>
-        <w:t xml:space="preserve">(examples_changepoints)</w:t>
-      </w:r>
-      <w:r>
-        <w:br/>
-      </w:r>
-      <w:r>
-        <w:rPr>
-          <w:rStyle w:val="NormalTok"/>
-        </w:rPr>
-        <w:t xml:space="preserve">dataset </w:t>
-      </w:r>
-      <w:r>
-        <w:rPr>
-          <w:rStyle w:val="OtherTok"/>
-        </w:rPr>
-        <w:t xml:space="preserve">&lt;-</w:t>
-      </w:r>
-      <w:r>
-        <w:rPr>
-          <w:rStyle w:val="NormalTok"/>
-        </w:rPr>
-        <w:t xml:space="preserve"> examples_changepoints</w:t>
-      </w:r>
-      <w:r>
-        <w:rPr>
-          <w:rStyle w:val="SpecialCharTok"/>
-        </w:rPr>
-        <w:t xml:space="preserve">$</w:t>
-      </w:r>
-      <w:r>
-        <w:rPr>
-          <w:rStyle w:val="NormalTok"/>
-        </w:rPr>
-        <w:t xml:space="preserve">simple</w:t>
-      </w:r>
-      <w:r>
-        <w:br/>
-      </w:r>
-      <w:r>
-        <w:rPr>
-          <w:rStyle w:val="FunctionTok"/>
-        </w:rPr>
-        <w:t xml:space="preserve">head</w:t>
-      </w:r>
-      <w:r>
-        <w:rPr>
-          <w:rStyle w:val="NormalTok"/>
-        </w:rPr>
-        <w:t xml:space="preserve">(dataset)</w:t>
-      </w:r>
-    </w:p>
-    <w:p>
-      <w:pPr>
-        <w:pStyle w:val="SourceCode"/>
-      </w:pPr>
-      <w:r>
-        <w:rPr>
-          <w:rStyle w:val="VerbatimChar"/>
-        </w:rPr>
-        <w:t xml:space="preserve">##   serie event</w:t>
-      </w:r>
-      <w:r>
-        <w:br/>
-      </w:r>
-      <w:r>
-        <w:rPr>
-          <w:rStyle w:val="VerbatimChar"/>
-        </w:rPr>
-        <w:t xml:space="preserve">## 1  0.00 FALSE</w:t>
-      </w:r>
-      <w:r>
-        <w:br/>
-      </w:r>
-      <w:r>
-        <w:rPr>
-          <w:rStyle w:val="VerbatimChar"/>
-        </w:rPr>
-        <w:t xml:space="preserve">## 2  0.25 FALSE</w:t>
-      </w:r>
-      <w:r>
-        <w:br/>
-      </w:r>
-      <w:r>
-        <w:rPr>
-          <w:rStyle w:val="VerbatimChar"/>
-        </w:rPr>
-        <w:t xml:space="preserve">## 3  0.50 FALSE</w:t>
-      </w:r>
-      <w:r>
-        <w:br/>
-      </w:r>
-      <w:r>
-        <w:rPr>
-          <w:rStyle w:val="VerbatimChar"/>
-        </w:rPr>
-        <w:t xml:space="preserve">## 4  0.75 FALSE</w:t>
-      </w:r>
-      <w:r>
-        <w:br/>
-      </w:r>
-      <w:r>
-        <w:rPr>
-          <w:rStyle w:val="VerbatimChar"/>
-        </w:rPr>
-        <w:t xml:space="preserve">## 5  1.00 FALSE</w:t>
-      </w:r>
-      <w:r>
-        <w:br/>
-      </w:r>
-      <w:r>
-        <w:rPr>
-          <w:rStyle w:val="VerbatimChar"/>
-        </w:rPr>
-        <w:t xml:space="preserve">## 6  1.25 FALSE</w:t>
-      </w:r>
-    </w:p>
-    <w:bookmarkEnd w:id="24"/>
-    <w:bookmarkStart w:id="28" w:name="interpret-the-result-visually"/>
-    <w:p>
-      <w:pPr>
-        <w:pStyle w:val="Heading3"/>
-      </w:pPr>
-      <w:r>
-        <w:t xml:space="preserve">Interpret the Result Visually</w:t>
-      </w:r>
-    </w:p>
-    <w:p>
-      <w:pPr>
-        <w:pStyle w:val="FirstParagraph"/>
-      </w:pPr>
-      <w:r>
-        <w:t xml:space="preserve">The final plots are not just illustrations. They help the reader connect the method’s internal output with the original series, making it easier to see why a point, range, motif, or symbolic pattern was emphasized and whether that emphasis is coherent with the stated objective of the example.</w:t>
-      </w:r>
-    </w:p>
-    <w:p>
-      <w:pPr>
-        <w:pStyle w:val="SourceCode"/>
-      </w:pPr>
-      <w:r>
-        <w:rPr>
-          <w:rStyle w:val="CommentTok"/>
-        </w:rPr>
-        <w:t xml:space="preserve"># Plot the original series with the known change point</w:t>
-      </w:r>
-      <w:r>
-        <w:br/>
-      </w:r>
       <w:r>
         <w:rPr>
           <w:rStyle w:val="FunctionTok"/>
@@ -449,18 +280,18 @@
           <wp:inline>
             <wp:extent cx="4620126" cy="3696101"/>
             <wp:effectExtent b="0" l="0" r="0" t="0"/>
-            <wp:docPr descr="" title="" id="26" name="Picture"/>
+            <wp:docPr descr="" title="" id="21" name="Picture"/>
             <a:graphic>
               <a:graphicData uri="http://schemas.openxmlformats.org/drawingml/2006/picture">
                 <pic:pic>
                   <pic:nvPicPr>
-                    <pic:cNvPr descr="/home/gpca/harbinger/examples/tutorial/doc/07-first-change-point-detector_files/figure-docx/unnamed-chunk-3-1.png" id="27" name="Picture"/>
+                    <pic:cNvPr descr="/home/gpca/harbinger/examples/tutorial/doc/07-first-change-point-detector_files/figure-docx/unnamed-chunk-2-1.png" id="22" name="Picture"/>
                     <pic:cNvPicPr>
                       <a:picLocks noChangeArrowheads="1" noChangeAspect="1"/>
                     </pic:cNvPicPr>
                   </pic:nvPicPr>
                   <pic:blipFill>
-                    <a:blip r:embed="rId25"/>
+                    <a:blip r:embed="rId20"/>
                     <a:stretch>
                       <a:fillRect/>
                     </a:stretch>
@@ -487,22 +318,101 @@
         </w:drawing>
       </w:r>
     </w:p>
-    <w:bookmarkEnd w:id="28"/>
-    <w:bookmarkStart w:id="29" w:name="run-the-core-analysis"/>
     <w:p>
       <w:pPr>
-        <w:pStyle w:val="Heading3"/>
-      </w:pPr>
-      <w:r>
-        <w:t xml:space="preserve">Run the Core Analysis</w:t>
+        <w:pStyle w:val="BodyText"/>
+      </w:pPr>
+      <w:r>
+        <w:t xml:space="preserve">Configure the detector and inspect the detected location.</w:t>
       </w:r>
     </w:p>
     <w:p>
       <w:pPr>
-        <w:pStyle w:val="FirstParagraph"/>
-      </w:pPr>
-      <w:r>
-        <w:t xml:space="preserve">With the environment and the method ready, we execute the central analytical step and inspect its immediate output. This is the point where the abstract idea described earlier becomes operational, so the reader should pay attention to what is produced and how Harbinger standardizes the result.</w:t>
+        <w:pStyle w:val="SourceCode"/>
+      </w:pPr>
+      <w:r>
+        <w:rPr>
+          <w:rStyle w:val="NormalTok"/>
+        </w:rPr>
+        <w:t xml:space="preserve">model </w:t>
+      </w:r>
+      <w:r>
+        <w:rPr>
+          <w:rStyle w:val="OtherTok"/>
+        </w:rPr>
+        <w:t xml:space="preserve">&lt;-</w:t>
+      </w:r>
+      <w:r>
+        <w:rPr>
+          <w:rStyle w:val="NormalTok"/>
+        </w:rPr>
+        <w:t xml:space="preserve"> </w:t>
+      </w:r>
+      <w:r>
+        <w:rPr>
+          <w:rStyle w:val="FunctionTok"/>
+        </w:rPr>
+        <w:t xml:space="preserve">hcp_amoc</w:t>
+      </w:r>
+      <w:r>
+        <w:rPr>
+          <w:rStyle w:val="NormalTok"/>
+        </w:rPr>
+        <w:t xml:space="preserve">()</w:t>
+      </w:r>
+      <w:r>
+        <w:br/>
+      </w:r>
+      <w:r>
+        <w:rPr>
+          <w:rStyle w:val="NormalTok"/>
+        </w:rPr>
+        <w:t xml:space="preserve">detection </w:t>
+      </w:r>
+      <w:r>
+        <w:rPr>
+          <w:rStyle w:val="OtherTok"/>
+        </w:rPr>
+        <w:t xml:space="preserve">&lt;-</w:t>
+      </w:r>
+      <w:r>
+        <w:rPr>
+          <w:rStyle w:val="NormalTok"/>
+        </w:rPr>
+        <w:t xml:space="preserve"> </w:t>
+      </w:r>
+      <w:r>
+        <w:rPr>
+          <w:rStyle w:val="FunctionTok"/>
+        </w:rPr>
+        <w:t xml:space="preserve">detect</w:t>
+      </w:r>
+      <w:r>
+        <w:rPr>
+          <w:rStyle w:val="NormalTok"/>
+        </w:rPr>
+        <w:t xml:space="preserve">(model, dataset</w:t>
+      </w:r>
+      <w:r>
+        <w:rPr>
+          <w:rStyle w:val="SpecialCharTok"/>
+        </w:rPr>
+        <w:t xml:space="preserve">$</w:t>
+      </w:r>
+      <w:r>
+        <w:rPr>
+          <w:rStyle w:val="NormalTok"/>
+        </w:rPr>
+        <w:t xml:space="preserve">serie)</w:t>
+      </w:r>
+      <w:r>
+        <w:br/>
+      </w:r>
+      <w:r>
+        <w:rPr>
+          <w:rStyle w:val="NormalTok"/>
+        </w:rPr>
+        <w:t xml:space="preserve">detection</w:t>
       </w:r>
     </w:p>
     <w:p>
@@ -511,1049 +421,932 @@
       </w:pPr>
       <w:r>
         <w:rPr>
-          <w:rStyle w:val="CommentTok"/>
-        </w:rPr>
-        <w:t xml:space="preserve"># Configure and run the AMOC detector</w:t>
-      </w:r>
-      <w:r>
-        <w:br/>
-      </w:r>
-      <w:r>
-        <w:rPr>
-          <w:rStyle w:val="NormalTok"/>
-        </w:rPr>
-        <w:t xml:space="preserve">model </w:t>
-      </w:r>
-      <w:r>
-        <w:rPr>
-          <w:rStyle w:val="OtherTok"/>
-        </w:rPr>
-        <w:t xml:space="preserve">&lt;-</w:t>
-      </w:r>
-      <w:r>
-        <w:rPr>
-          <w:rStyle w:val="NormalTok"/>
-        </w:rPr>
-        <w:t xml:space="preserve"> </w:t>
-      </w:r>
-      <w:r>
-        <w:rPr>
-          <w:rStyle w:val="FunctionTok"/>
-        </w:rPr>
-        <w:t xml:space="preserve">hcp_amoc</w:t>
-      </w:r>
-      <w:r>
-        <w:rPr>
-          <w:rStyle w:val="NormalTok"/>
-        </w:rPr>
-        <w:t xml:space="preserve">()</w:t>
-      </w:r>
-      <w:r>
-        <w:br/>
-      </w:r>
-      <w:r>
-        <w:rPr>
-          <w:rStyle w:val="NormalTok"/>
-        </w:rPr>
-        <w:t xml:space="preserve">detection </w:t>
-      </w:r>
-      <w:r>
-        <w:rPr>
-          <w:rStyle w:val="OtherTok"/>
-        </w:rPr>
-        <w:t xml:space="preserve">&lt;-</w:t>
-      </w:r>
-      <w:r>
-        <w:rPr>
-          <w:rStyle w:val="NormalTok"/>
-        </w:rPr>
-        <w:t xml:space="preserve"> </w:t>
-      </w:r>
-      <w:r>
-        <w:rPr>
-          <w:rStyle w:val="FunctionTok"/>
-        </w:rPr>
-        <w:t xml:space="preserve">detect</w:t>
-      </w:r>
-      <w:r>
-        <w:rPr>
-          <w:rStyle w:val="NormalTok"/>
-        </w:rPr>
-        <w:t xml:space="preserve">(model, dataset</w:t>
-      </w:r>
-      <w:r>
-        <w:rPr>
-          <w:rStyle w:val="SpecialCharTok"/>
-        </w:rPr>
-        <w:t xml:space="preserve">$</w:t>
-      </w:r>
-      <w:r>
-        <w:rPr>
-          <w:rStyle w:val="NormalTok"/>
-        </w:rPr>
-        <w:t xml:space="preserve">serie)</w:t>
-      </w:r>
-      <w:r>
-        <w:br/>
-      </w:r>
-      <w:r>
-        <w:rPr>
-          <w:rStyle w:val="NormalTok"/>
-        </w:rPr>
-        <w:t xml:space="preserve">detection</w:t>
+          <w:rStyle w:val="VerbatimChar"/>
+        </w:rPr>
+        <w:t xml:space="preserve">##     idx event        type</w:t>
+      </w:r>
+      <w:r>
+        <w:br/>
+      </w:r>
+      <w:r>
+        <w:rPr>
+          <w:rStyle w:val="VerbatimChar"/>
+        </w:rPr>
+        <w:t xml:space="preserve">## 1     1 FALSE            </w:t>
+      </w:r>
+      <w:r>
+        <w:br/>
+      </w:r>
+      <w:r>
+        <w:rPr>
+          <w:rStyle w:val="VerbatimChar"/>
+        </w:rPr>
+        <w:t xml:space="preserve">## 2     2 FALSE            </w:t>
+      </w:r>
+      <w:r>
+        <w:br/>
+      </w:r>
+      <w:r>
+        <w:rPr>
+          <w:rStyle w:val="VerbatimChar"/>
+        </w:rPr>
+        <w:t xml:space="preserve">## 3     3 FALSE            </w:t>
+      </w:r>
+      <w:r>
+        <w:br/>
+      </w:r>
+      <w:r>
+        <w:rPr>
+          <w:rStyle w:val="VerbatimChar"/>
+        </w:rPr>
+        <w:t xml:space="preserve">## 4     4 FALSE            </w:t>
+      </w:r>
+      <w:r>
+        <w:br/>
+      </w:r>
+      <w:r>
+        <w:rPr>
+          <w:rStyle w:val="VerbatimChar"/>
+        </w:rPr>
+        <w:t xml:space="preserve">## 5     5 FALSE            </w:t>
+      </w:r>
+      <w:r>
+        <w:br/>
+      </w:r>
+      <w:r>
+        <w:rPr>
+          <w:rStyle w:val="VerbatimChar"/>
+        </w:rPr>
+        <w:t xml:space="preserve">## 6     6 FALSE            </w:t>
+      </w:r>
+      <w:r>
+        <w:br/>
+      </w:r>
+      <w:r>
+        <w:rPr>
+          <w:rStyle w:val="VerbatimChar"/>
+        </w:rPr>
+        <w:t xml:space="preserve">## 7     7 FALSE            </w:t>
+      </w:r>
+      <w:r>
+        <w:br/>
+      </w:r>
+      <w:r>
+        <w:rPr>
+          <w:rStyle w:val="VerbatimChar"/>
+        </w:rPr>
+        <w:t xml:space="preserve">## 8     8 FALSE            </w:t>
+      </w:r>
+      <w:r>
+        <w:br/>
+      </w:r>
+      <w:r>
+        <w:rPr>
+          <w:rStyle w:val="VerbatimChar"/>
+        </w:rPr>
+        <w:t xml:space="preserve">## 9     9 FALSE            </w:t>
+      </w:r>
+      <w:r>
+        <w:br/>
+      </w:r>
+      <w:r>
+        <w:rPr>
+          <w:rStyle w:val="VerbatimChar"/>
+        </w:rPr>
+        <w:t xml:space="preserve">## 10   10 FALSE            </w:t>
+      </w:r>
+      <w:r>
+        <w:br/>
+      </w:r>
+      <w:r>
+        <w:rPr>
+          <w:rStyle w:val="VerbatimChar"/>
+        </w:rPr>
+        <w:t xml:space="preserve">## 11   11 FALSE            </w:t>
+      </w:r>
+      <w:r>
+        <w:br/>
+      </w:r>
+      <w:r>
+        <w:rPr>
+          <w:rStyle w:val="VerbatimChar"/>
+        </w:rPr>
+        <w:t xml:space="preserve">## 12   12 FALSE            </w:t>
+      </w:r>
+      <w:r>
+        <w:br/>
+      </w:r>
+      <w:r>
+        <w:rPr>
+          <w:rStyle w:val="VerbatimChar"/>
+        </w:rPr>
+        <w:t xml:space="preserve">## 13   13 FALSE            </w:t>
+      </w:r>
+      <w:r>
+        <w:br/>
+      </w:r>
+      <w:r>
+        <w:rPr>
+          <w:rStyle w:val="VerbatimChar"/>
+        </w:rPr>
+        <w:t xml:space="preserve">## 14   14 FALSE            </w:t>
+      </w:r>
+      <w:r>
+        <w:br/>
+      </w:r>
+      <w:r>
+        <w:rPr>
+          <w:rStyle w:val="VerbatimChar"/>
+        </w:rPr>
+        <w:t xml:space="preserve">## 15   15 FALSE            </w:t>
+      </w:r>
+      <w:r>
+        <w:br/>
+      </w:r>
+      <w:r>
+        <w:rPr>
+          <w:rStyle w:val="VerbatimChar"/>
+        </w:rPr>
+        <w:t xml:space="preserve">## 16   16 FALSE            </w:t>
+      </w:r>
+      <w:r>
+        <w:br/>
+      </w:r>
+      <w:r>
+        <w:rPr>
+          <w:rStyle w:val="VerbatimChar"/>
+        </w:rPr>
+        <w:t xml:space="preserve">## 17   17 FALSE            </w:t>
+      </w:r>
+      <w:r>
+        <w:br/>
+      </w:r>
+      <w:r>
+        <w:rPr>
+          <w:rStyle w:val="VerbatimChar"/>
+        </w:rPr>
+        <w:t xml:space="preserve">## 18   18 FALSE            </w:t>
+      </w:r>
+      <w:r>
+        <w:br/>
+      </w:r>
+      <w:r>
+        <w:rPr>
+          <w:rStyle w:val="VerbatimChar"/>
+        </w:rPr>
+        <w:t xml:space="preserve">## 19   19 FALSE            </w:t>
+      </w:r>
+      <w:r>
+        <w:br/>
+      </w:r>
+      <w:r>
+        <w:rPr>
+          <w:rStyle w:val="VerbatimChar"/>
+        </w:rPr>
+        <w:t xml:space="preserve">## 20   20 FALSE            </w:t>
+      </w:r>
+      <w:r>
+        <w:br/>
+      </w:r>
+      <w:r>
+        <w:rPr>
+          <w:rStyle w:val="VerbatimChar"/>
+        </w:rPr>
+        <w:t xml:space="preserve">## 21   21 FALSE            </w:t>
+      </w:r>
+      <w:r>
+        <w:br/>
+      </w:r>
+      <w:r>
+        <w:rPr>
+          <w:rStyle w:val="VerbatimChar"/>
+        </w:rPr>
+        <w:t xml:space="preserve">## 22   22 FALSE            </w:t>
+      </w:r>
+      <w:r>
+        <w:br/>
+      </w:r>
+      <w:r>
+        <w:rPr>
+          <w:rStyle w:val="VerbatimChar"/>
+        </w:rPr>
+        <w:t xml:space="preserve">## 23   23 FALSE            </w:t>
+      </w:r>
+      <w:r>
+        <w:br/>
+      </w:r>
+      <w:r>
+        <w:rPr>
+          <w:rStyle w:val="VerbatimChar"/>
+        </w:rPr>
+        <w:t xml:space="preserve">## 24   24 FALSE            </w:t>
+      </w:r>
+      <w:r>
+        <w:br/>
+      </w:r>
+      <w:r>
+        <w:rPr>
+          <w:rStyle w:val="VerbatimChar"/>
+        </w:rPr>
+        <w:t xml:space="preserve">## 25   25 FALSE            </w:t>
+      </w:r>
+      <w:r>
+        <w:br/>
+      </w:r>
+      <w:r>
+        <w:rPr>
+          <w:rStyle w:val="VerbatimChar"/>
+        </w:rPr>
+        <w:t xml:space="preserve">## 26   26 FALSE            </w:t>
+      </w:r>
+      <w:r>
+        <w:br/>
+      </w:r>
+      <w:r>
+        <w:rPr>
+          <w:rStyle w:val="VerbatimChar"/>
+        </w:rPr>
+        <w:t xml:space="preserve">## 27   27 FALSE            </w:t>
+      </w:r>
+      <w:r>
+        <w:br/>
+      </w:r>
+      <w:r>
+        <w:rPr>
+          <w:rStyle w:val="VerbatimChar"/>
+        </w:rPr>
+        <w:t xml:space="preserve">## 28   28 FALSE            </w:t>
+      </w:r>
+      <w:r>
+        <w:br/>
+      </w:r>
+      <w:r>
+        <w:rPr>
+          <w:rStyle w:val="VerbatimChar"/>
+        </w:rPr>
+        <w:t xml:space="preserve">## 29   29 FALSE            </w:t>
+      </w:r>
+      <w:r>
+        <w:br/>
+      </w:r>
+      <w:r>
+        <w:rPr>
+          <w:rStyle w:val="VerbatimChar"/>
+        </w:rPr>
+        <w:t xml:space="preserve">## 30   30 FALSE            </w:t>
+      </w:r>
+      <w:r>
+        <w:br/>
+      </w:r>
+      <w:r>
+        <w:rPr>
+          <w:rStyle w:val="VerbatimChar"/>
+        </w:rPr>
+        <w:t xml:space="preserve">## 31   31 FALSE            </w:t>
+      </w:r>
+      <w:r>
+        <w:br/>
+      </w:r>
+      <w:r>
+        <w:rPr>
+          <w:rStyle w:val="VerbatimChar"/>
+        </w:rPr>
+        <w:t xml:space="preserve">## 32   32 FALSE            </w:t>
+      </w:r>
+      <w:r>
+        <w:br/>
+      </w:r>
+      <w:r>
+        <w:rPr>
+          <w:rStyle w:val="VerbatimChar"/>
+        </w:rPr>
+        <w:t xml:space="preserve">## 33   33 FALSE            </w:t>
+      </w:r>
+      <w:r>
+        <w:br/>
+      </w:r>
+      <w:r>
+        <w:rPr>
+          <w:rStyle w:val="VerbatimChar"/>
+        </w:rPr>
+        <w:t xml:space="preserve">## 34   34 FALSE            </w:t>
+      </w:r>
+      <w:r>
+        <w:br/>
+      </w:r>
+      <w:r>
+        <w:rPr>
+          <w:rStyle w:val="VerbatimChar"/>
+        </w:rPr>
+        <w:t xml:space="preserve">## 35   35 FALSE            </w:t>
+      </w:r>
+      <w:r>
+        <w:br/>
+      </w:r>
+      <w:r>
+        <w:rPr>
+          <w:rStyle w:val="VerbatimChar"/>
+        </w:rPr>
+        <w:t xml:space="preserve">## 36   36 FALSE            </w:t>
+      </w:r>
+      <w:r>
+        <w:br/>
+      </w:r>
+      <w:r>
+        <w:rPr>
+          <w:rStyle w:val="VerbatimChar"/>
+        </w:rPr>
+        <w:t xml:space="preserve">## 37   37 FALSE            </w:t>
+      </w:r>
+      <w:r>
+        <w:br/>
+      </w:r>
+      <w:r>
+        <w:rPr>
+          <w:rStyle w:val="VerbatimChar"/>
+        </w:rPr>
+        <w:t xml:space="preserve">## 38   38 FALSE            </w:t>
+      </w:r>
+      <w:r>
+        <w:br/>
+      </w:r>
+      <w:r>
+        <w:rPr>
+          <w:rStyle w:val="VerbatimChar"/>
+        </w:rPr>
+        <w:t xml:space="preserve">## 39   39 FALSE            </w:t>
+      </w:r>
+      <w:r>
+        <w:br/>
+      </w:r>
+      <w:r>
+        <w:rPr>
+          <w:rStyle w:val="VerbatimChar"/>
+        </w:rPr>
+        <w:t xml:space="preserve">## 40   40 FALSE            </w:t>
+      </w:r>
+      <w:r>
+        <w:br/>
+      </w:r>
+      <w:r>
+        <w:rPr>
+          <w:rStyle w:val="VerbatimChar"/>
+        </w:rPr>
+        <w:t xml:space="preserve">## 41   41 FALSE            </w:t>
+      </w:r>
+      <w:r>
+        <w:br/>
+      </w:r>
+      <w:r>
+        <w:rPr>
+          <w:rStyle w:val="VerbatimChar"/>
+        </w:rPr>
+        <w:t xml:space="preserve">## 42   42 FALSE            </w:t>
+      </w:r>
+      <w:r>
+        <w:br/>
+      </w:r>
+      <w:r>
+        <w:rPr>
+          <w:rStyle w:val="VerbatimChar"/>
+        </w:rPr>
+        <w:t xml:space="preserve">## 43   43 FALSE            </w:t>
+      </w:r>
+      <w:r>
+        <w:br/>
+      </w:r>
+      <w:r>
+        <w:rPr>
+          <w:rStyle w:val="VerbatimChar"/>
+        </w:rPr>
+        <w:t xml:space="preserve">## 44   44 FALSE            </w:t>
+      </w:r>
+      <w:r>
+        <w:br/>
+      </w:r>
+      <w:r>
+        <w:rPr>
+          <w:rStyle w:val="VerbatimChar"/>
+        </w:rPr>
+        <w:t xml:space="preserve">## 45   45 FALSE            </w:t>
+      </w:r>
+      <w:r>
+        <w:br/>
+      </w:r>
+      <w:r>
+        <w:rPr>
+          <w:rStyle w:val="VerbatimChar"/>
+        </w:rPr>
+        <w:t xml:space="preserve">## 46   46 FALSE            </w:t>
+      </w:r>
+      <w:r>
+        <w:br/>
+      </w:r>
+      <w:r>
+        <w:rPr>
+          <w:rStyle w:val="VerbatimChar"/>
+        </w:rPr>
+        <w:t xml:space="preserve">## 47   47 FALSE            </w:t>
+      </w:r>
+      <w:r>
+        <w:br/>
+      </w:r>
+      <w:r>
+        <w:rPr>
+          <w:rStyle w:val="VerbatimChar"/>
+        </w:rPr>
+        <w:t xml:space="preserve">## 48   48 FALSE            </w:t>
+      </w:r>
+      <w:r>
+        <w:br/>
+      </w:r>
+      <w:r>
+        <w:rPr>
+          <w:rStyle w:val="VerbatimChar"/>
+        </w:rPr>
+        <w:t xml:space="preserve">## 49   49 FALSE            </w:t>
+      </w:r>
+      <w:r>
+        <w:br/>
+      </w:r>
+      <w:r>
+        <w:rPr>
+          <w:rStyle w:val="VerbatimChar"/>
+        </w:rPr>
+        <w:t xml:space="preserve">## 50   50 FALSE            </w:t>
+      </w:r>
+      <w:r>
+        <w:br/>
+      </w:r>
+      <w:r>
+        <w:rPr>
+          <w:rStyle w:val="VerbatimChar"/>
+        </w:rPr>
+        <w:t xml:space="preserve">## 51   51 FALSE            </w:t>
+      </w:r>
+      <w:r>
+        <w:br/>
+      </w:r>
+      <w:r>
+        <w:rPr>
+          <w:rStyle w:val="VerbatimChar"/>
+        </w:rPr>
+        <w:t xml:space="preserve">## 52   52 FALSE            </w:t>
+      </w:r>
+      <w:r>
+        <w:br/>
+      </w:r>
+      <w:r>
+        <w:rPr>
+          <w:rStyle w:val="VerbatimChar"/>
+        </w:rPr>
+        <w:t xml:space="preserve">## 53   53 FALSE            </w:t>
+      </w:r>
+      <w:r>
+        <w:br/>
+      </w:r>
+      <w:r>
+        <w:rPr>
+          <w:rStyle w:val="VerbatimChar"/>
+        </w:rPr>
+        <w:t xml:space="preserve">## 54   54 FALSE            </w:t>
+      </w:r>
+      <w:r>
+        <w:br/>
+      </w:r>
+      <w:r>
+        <w:rPr>
+          <w:rStyle w:val="VerbatimChar"/>
+        </w:rPr>
+        <w:t xml:space="preserve">## 55   55 FALSE            </w:t>
+      </w:r>
+      <w:r>
+        <w:br/>
+      </w:r>
+      <w:r>
+        <w:rPr>
+          <w:rStyle w:val="VerbatimChar"/>
+        </w:rPr>
+        <w:t xml:space="preserve">## 56   56 FALSE            </w:t>
+      </w:r>
+      <w:r>
+        <w:br/>
+      </w:r>
+      <w:r>
+        <w:rPr>
+          <w:rStyle w:val="VerbatimChar"/>
+        </w:rPr>
+        <w:t xml:space="preserve">## 57   57 FALSE            </w:t>
+      </w:r>
+      <w:r>
+        <w:br/>
+      </w:r>
+      <w:r>
+        <w:rPr>
+          <w:rStyle w:val="VerbatimChar"/>
+        </w:rPr>
+        <w:t xml:space="preserve">## 58   58 FALSE            </w:t>
+      </w:r>
+      <w:r>
+        <w:br/>
+      </w:r>
+      <w:r>
+        <w:rPr>
+          <w:rStyle w:val="VerbatimChar"/>
+        </w:rPr>
+        <w:t xml:space="preserve">## 59   59 FALSE            </w:t>
+      </w:r>
+      <w:r>
+        <w:br/>
+      </w:r>
+      <w:r>
+        <w:rPr>
+          <w:rStyle w:val="VerbatimChar"/>
+        </w:rPr>
+        <w:t xml:space="preserve">## 60   60 FALSE            </w:t>
+      </w:r>
+      <w:r>
+        <w:br/>
+      </w:r>
+      <w:r>
+        <w:rPr>
+          <w:rStyle w:val="VerbatimChar"/>
+        </w:rPr>
+        <w:t xml:space="preserve">## 61   61 FALSE            </w:t>
+      </w:r>
+      <w:r>
+        <w:br/>
+      </w:r>
+      <w:r>
+        <w:rPr>
+          <w:rStyle w:val="VerbatimChar"/>
+        </w:rPr>
+        <w:t xml:space="preserve">## 62   62 FALSE            </w:t>
+      </w:r>
+      <w:r>
+        <w:br/>
+      </w:r>
+      <w:r>
+        <w:rPr>
+          <w:rStyle w:val="VerbatimChar"/>
+        </w:rPr>
+        <w:t xml:space="preserve">## 63   63 FALSE            </w:t>
+      </w:r>
+      <w:r>
+        <w:br/>
+      </w:r>
+      <w:r>
+        <w:rPr>
+          <w:rStyle w:val="VerbatimChar"/>
+        </w:rPr>
+        <w:t xml:space="preserve">## 64   64 FALSE            </w:t>
+      </w:r>
+      <w:r>
+        <w:br/>
+      </w:r>
+      <w:r>
+        <w:rPr>
+          <w:rStyle w:val="VerbatimChar"/>
+        </w:rPr>
+        <w:t xml:space="preserve">## 65   65 FALSE            </w:t>
+      </w:r>
+      <w:r>
+        <w:br/>
+      </w:r>
+      <w:r>
+        <w:rPr>
+          <w:rStyle w:val="VerbatimChar"/>
+        </w:rPr>
+        <w:t xml:space="preserve">## 66   66 FALSE            </w:t>
+      </w:r>
+      <w:r>
+        <w:br/>
+      </w:r>
+      <w:r>
+        <w:rPr>
+          <w:rStyle w:val="VerbatimChar"/>
+        </w:rPr>
+        <w:t xml:space="preserve">## 67   67 FALSE            </w:t>
+      </w:r>
+      <w:r>
+        <w:br/>
+      </w:r>
+      <w:r>
+        <w:rPr>
+          <w:rStyle w:val="VerbatimChar"/>
+        </w:rPr>
+        <w:t xml:space="preserve">## 68   68 FALSE            </w:t>
+      </w:r>
+      <w:r>
+        <w:br/>
+      </w:r>
+      <w:r>
+        <w:rPr>
+          <w:rStyle w:val="VerbatimChar"/>
+        </w:rPr>
+        <w:t xml:space="preserve">## 69   69 FALSE            </w:t>
+      </w:r>
+      <w:r>
+        <w:br/>
+      </w:r>
+      <w:r>
+        <w:rPr>
+          <w:rStyle w:val="VerbatimChar"/>
+        </w:rPr>
+        <w:t xml:space="preserve">## 70   70 FALSE            </w:t>
+      </w:r>
+      <w:r>
+        <w:br/>
+      </w:r>
+      <w:r>
+        <w:rPr>
+          <w:rStyle w:val="VerbatimChar"/>
+        </w:rPr>
+        <w:t xml:space="preserve">## 71   71 FALSE            </w:t>
+      </w:r>
+      <w:r>
+        <w:br/>
+      </w:r>
+      <w:r>
+        <w:rPr>
+          <w:rStyle w:val="VerbatimChar"/>
+        </w:rPr>
+        <w:t xml:space="preserve">## 72   72 FALSE            </w:t>
+      </w:r>
+      <w:r>
+        <w:br/>
+      </w:r>
+      <w:r>
+        <w:rPr>
+          <w:rStyle w:val="VerbatimChar"/>
+        </w:rPr>
+        <w:t xml:space="preserve">## 73   73 FALSE            </w:t>
+      </w:r>
+      <w:r>
+        <w:br/>
+      </w:r>
+      <w:r>
+        <w:rPr>
+          <w:rStyle w:val="VerbatimChar"/>
+        </w:rPr>
+        <w:t xml:space="preserve">## 74   74 FALSE            </w:t>
+      </w:r>
+      <w:r>
+        <w:br/>
+      </w:r>
+      <w:r>
+        <w:rPr>
+          <w:rStyle w:val="VerbatimChar"/>
+        </w:rPr>
+        <w:t xml:space="preserve">## 75   75 FALSE            </w:t>
+      </w:r>
+      <w:r>
+        <w:br/>
+      </w:r>
+      <w:r>
+        <w:rPr>
+          <w:rStyle w:val="VerbatimChar"/>
+        </w:rPr>
+        <w:t xml:space="preserve">## 76   76 FALSE            </w:t>
+      </w:r>
+      <w:r>
+        <w:br/>
+      </w:r>
+      <w:r>
+        <w:rPr>
+          <w:rStyle w:val="VerbatimChar"/>
+        </w:rPr>
+        <w:t xml:space="preserve">## 77   77 FALSE            </w:t>
+      </w:r>
+      <w:r>
+        <w:br/>
+      </w:r>
+      <w:r>
+        <w:rPr>
+          <w:rStyle w:val="VerbatimChar"/>
+        </w:rPr>
+        <w:t xml:space="preserve">## 78   78 FALSE            </w:t>
+      </w:r>
+      <w:r>
+        <w:br/>
+      </w:r>
+      <w:r>
+        <w:rPr>
+          <w:rStyle w:val="VerbatimChar"/>
+        </w:rPr>
+        <w:t xml:space="preserve">## 79   79 FALSE            </w:t>
+      </w:r>
+      <w:r>
+        <w:br/>
+      </w:r>
+      <w:r>
+        <w:rPr>
+          <w:rStyle w:val="VerbatimChar"/>
+        </w:rPr>
+        <w:t xml:space="preserve">## 80   80 FALSE            </w:t>
+      </w:r>
+      <w:r>
+        <w:br/>
+      </w:r>
+      <w:r>
+        <w:rPr>
+          <w:rStyle w:val="VerbatimChar"/>
+        </w:rPr>
+        <w:t xml:space="preserve">## 81   81 FALSE            </w:t>
+      </w:r>
+      <w:r>
+        <w:br/>
+      </w:r>
+      <w:r>
+        <w:rPr>
+          <w:rStyle w:val="VerbatimChar"/>
+        </w:rPr>
+        <w:t xml:space="preserve">## 82   82 FALSE            </w:t>
+      </w:r>
+      <w:r>
+        <w:br/>
+      </w:r>
+      <w:r>
+        <w:rPr>
+          <w:rStyle w:val="VerbatimChar"/>
+        </w:rPr>
+        <w:t xml:space="preserve">## 83   83 FALSE            </w:t>
+      </w:r>
+      <w:r>
+        <w:br/>
+      </w:r>
+      <w:r>
+        <w:rPr>
+          <w:rStyle w:val="VerbatimChar"/>
+        </w:rPr>
+        <w:t xml:space="preserve">## 84   84  TRUE changepoint</w:t>
+      </w:r>
+      <w:r>
+        <w:br/>
+      </w:r>
+      <w:r>
+        <w:rPr>
+          <w:rStyle w:val="VerbatimChar"/>
+        </w:rPr>
+        <w:t xml:space="preserve">## 85   85 FALSE            </w:t>
+      </w:r>
+      <w:r>
+        <w:br/>
+      </w:r>
+      <w:r>
+        <w:rPr>
+          <w:rStyle w:val="VerbatimChar"/>
+        </w:rPr>
+        <w:t xml:space="preserve">## 86   86 FALSE            </w:t>
+      </w:r>
+      <w:r>
+        <w:br/>
+      </w:r>
+      <w:r>
+        <w:rPr>
+          <w:rStyle w:val="VerbatimChar"/>
+        </w:rPr>
+        <w:t xml:space="preserve">## 87   87 FALSE            </w:t>
+      </w:r>
+      <w:r>
+        <w:br/>
+      </w:r>
+      <w:r>
+        <w:rPr>
+          <w:rStyle w:val="VerbatimChar"/>
+        </w:rPr>
+        <w:t xml:space="preserve">## 88   88 FALSE            </w:t>
+      </w:r>
+      <w:r>
+        <w:br/>
+      </w:r>
+      <w:r>
+        <w:rPr>
+          <w:rStyle w:val="VerbatimChar"/>
+        </w:rPr>
+        <w:t xml:space="preserve">## 89   89 FALSE            </w:t>
+      </w:r>
+      <w:r>
+        <w:br/>
+      </w:r>
+      <w:r>
+        <w:rPr>
+          <w:rStyle w:val="VerbatimChar"/>
+        </w:rPr>
+        <w:t xml:space="preserve">## 90   90 FALSE            </w:t>
+      </w:r>
+      <w:r>
+        <w:br/>
+      </w:r>
+      <w:r>
+        <w:rPr>
+          <w:rStyle w:val="VerbatimChar"/>
+        </w:rPr>
+        <w:t xml:space="preserve">## 91   91 FALSE            </w:t>
+      </w:r>
+      <w:r>
+        <w:br/>
+      </w:r>
+      <w:r>
+        <w:rPr>
+          <w:rStyle w:val="VerbatimChar"/>
+        </w:rPr>
+        <w:t xml:space="preserve">## 92   92 FALSE            </w:t>
+      </w:r>
+      <w:r>
+        <w:br/>
+      </w:r>
+      <w:r>
+        <w:rPr>
+          <w:rStyle w:val="VerbatimChar"/>
+        </w:rPr>
+        <w:t xml:space="preserve">## 93   93 FALSE            </w:t>
+      </w:r>
+      <w:r>
+        <w:br/>
+      </w:r>
+      <w:r>
+        <w:rPr>
+          <w:rStyle w:val="VerbatimChar"/>
+        </w:rPr>
+        <w:t xml:space="preserve">## 94   94 FALSE            </w:t>
+      </w:r>
+      <w:r>
+        <w:br/>
+      </w:r>
+      <w:r>
+        <w:rPr>
+          <w:rStyle w:val="VerbatimChar"/>
+        </w:rPr>
+        <w:t xml:space="preserve">## 95   95 FALSE            </w:t>
+      </w:r>
+      <w:r>
+        <w:br/>
+      </w:r>
+      <w:r>
+        <w:rPr>
+          <w:rStyle w:val="VerbatimChar"/>
+        </w:rPr>
+        <w:t xml:space="preserve">## 96   96 FALSE            </w:t>
+      </w:r>
+      <w:r>
+        <w:br/>
+      </w:r>
+      <w:r>
+        <w:rPr>
+          <w:rStyle w:val="VerbatimChar"/>
+        </w:rPr>
+        <w:t xml:space="preserve">## 97   97 FALSE            </w:t>
+      </w:r>
+      <w:r>
+        <w:br/>
+      </w:r>
+      <w:r>
+        <w:rPr>
+          <w:rStyle w:val="VerbatimChar"/>
+        </w:rPr>
+        <w:t xml:space="preserve">## 98   98 FALSE            </w:t>
+      </w:r>
+      <w:r>
+        <w:br/>
+      </w:r>
+      <w:r>
+        <w:rPr>
+          <w:rStyle w:val="VerbatimChar"/>
+        </w:rPr>
+        <w:t xml:space="preserve">## 99   99 FALSE            </w:t>
+      </w:r>
+      <w:r>
+        <w:br/>
+      </w:r>
+      <w:r>
+        <w:rPr>
+          <w:rStyle w:val="VerbatimChar"/>
+        </w:rPr>
+        <w:t xml:space="preserve">## 100 100 FALSE            </w:t>
+      </w:r>
+      <w:r>
+        <w:br/>
+      </w:r>
+      <w:r>
+        <w:rPr>
+          <w:rStyle w:val="VerbatimChar"/>
+        </w:rPr>
+        <w:t xml:space="preserve">## 101 101 FALSE</w:t>
       </w:r>
     </w:p>
     <w:p>
       <w:pPr>
-        <w:pStyle w:val="SourceCode"/>
-      </w:pPr>
-      <w:r>
-        <w:rPr>
-          <w:rStyle w:val="VerbatimChar"/>
-        </w:rPr>
-        <w:t xml:space="preserve">##     idx event        type</w:t>
-      </w:r>
-      <w:r>
-        <w:br/>
-      </w:r>
-      <w:r>
-        <w:rPr>
-          <w:rStyle w:val="VerbatimChar"/>
-        </w:rPr>
-        <w:t xml:space="preserve">## 1     1 FALSE            </w:t>
-      </w:r>
-      <w:r>
-        <w:br/>
-      </w:r>
-      <w:r>
-        <w:rPr>
-          <w:rStyle w:val="VerbatimChar"/>
-        </w:rPr>
-        <w:t xml:space="preserve">## 2     2 FALSE            </w:t>
-      </w:r>
-      <w:r>
-        <w:br/>
-      </w:r>
-      <w:r>
-        <w:rPr>
-          <w:rStyle w:val="VerbatimChar"/>
-        </w:rPr>
-        <w:t xml:space="preserve">## 3     3 FALSE            </w:t>
-      </w:r>
-      <w:r>
-        <w:br/>
-      </w:r>
-      <w:r>
-        <w:rPr>
-          <w:rStyle w:val="VerbatimChar"/>
-        </w:rPr>
-        <w:t xml:space="preserve">## 4     4 FALSE            </w:t>
-      </w:r>
-      <w:r>
-        <w:br/>
-      </w:r>
-      <w:r>
-        <w:rPr>
-          <w:rStyle w:val="VerbatimChar"/>
-        </w:rPr>
-        <w:t xml:space="preserve">## 5     5 FALSE            </w:t>
-      </w:r>
-      <w:r>
-        <w:br/>
-      </w:r>
-      <w:r>
-        <w:rPr>
-          <w:rStyle w:val="VerbatimChar"/>
-        </w:rPr>
-        <w:t xml:space="preserve">## 6     6 FALSE            </w:t>
-      </w:r>
-      <w:r>
-        <w:br/>
-      </w:r>
-      <w:r>
-        <w:rPr>
-          <w:rStyle w:val="VerbatimChar"/>
-        </w:rPr>
-        <w:t xml:space="preserve">## 7     7 FALSE            </w:t>
-      </w:r>
-      <w:r>
-        <w:br/>
-      </w:r>
-      <w:r>
-        <w:rPr>
-          <w:rStyle w:val="VerbatimChar"/>
-        </w:rPr>
-        <w:t xml:space="preserve">## 8     8 FALSE            </w:t>
-      </w:r>
-      <w:r>
-        <w:br/>
-      </w:r>
-      <w:r>
-        <w:rPr>
-          <w:rStyle w:val="VerbatimChar"/>
-        </w:rPr>
-        <w:t xml:space="preserve">## 9     9 FALSE            </w:t>
-      </w:r>
-      <w:r>
-        <w:br/>
-      </w:r>
-      <w:r>
-        <w:rPr>
-          <w:rStyle w:val="VerbatimChar"/>
-        </w:rPr>
-        <w:t xml:space="preserve">## 10   10 FALSE            </w:t>
-      </w:r>
-      <w:r>
-        <w:br/>
-      </w:r>
-      <w:r>
-        <w:rPr>
-          <w:rStyle w:val="VerbatimChar"/>
-        </w:rPr>
-        <w:t xml:space="preserve">## 11   11 FALSE            </w:t>
-      </w:r>
-      <w:r>
-        <w:br/>
-      </w:r>
-      <w:r>
-        <w:rPr>
-          <w:rStyle w:val="VerbatimChar"/>
-        </w:rPr>
-        <w:t xml:space="preserve">## 12   12 FALSE            </w:t>
-      </w:r>
-      <w:r>
-        <w:br/>
-      </w:r>
-      <w:r>
-        <w:rPr>
-          <w:rStyle w:val="VerbatimChar"/>
-        </w:rPr>
-        <w:t xml:space="preserve">## 13   13 FALSE            </w:t>
-      </w:r>
-      <w:r>
-        <w:br/>
-      </w:r>
-      <w:r>
-        <w:rPr>
-          <w:rStyle w:val="VerbatimChar"/>
-        </w:rPr>
-        <w:t xml:space="preserve">## 14   14 FALSE            </w:t>
-      </w:r>
-      <w:r>
-        <w:br/>
-      </w:r>
-      <w:r>
-        <w:rPr>
-          <w:rStyle w:val="VerbatimChar"/>
-        </w:rPr>
-        <w:t xml:space="preserve">## 15   15 FALSE            </w:t>
-      </w:r>
-      <w:r>
-        <w:br/>
-      </w:r>
-      <w:r>
-        <w:rPr>
-          <w:rStyle w:val="VerbatimChar"/>
-        </w:rPr>
-        <w:t xml:space="preserve">## 16   16 FALSE            </w:t>
-      </w:r>
-      <w:r>
-        <w:br/>
-      </w:r>
-      <w:r>
-        <w:rPr>
-          <w:rStyle w:val="VerbatimChar"/>
-        </w:rPr>
-        <w:t xml:space="preserve">## 17   17 FALSE            </w:t>
-      </w:r>
-      <w:r>
-        <w:br/>
-      </w:r>
-      <w:r>
-        <w:rPr>
-          <w:rStyle w:val="VerbatimChar"/>
-        </w:rPr>
-        <w:t xml:space="preserve">## 18   18 FALSE            </w:t>
-      </w:r>
-      <w:r>
-        <w:br/>
-      </w:r>
-      <w:r>
-        <w:rPr>
-          <w:rStyle w:val="VerbatimChar"/>
-        </w:rPr>
-        <w:t xml:space="preserve">## 19   19 FALSE            </w:t>
-      </w:r>
-      <w:r>
-        <w:br/>
-      </w:r>
-      <w:r>
-        <w:rPr>
-          <w:rStyle w:val="VerbatimChar"/>
-        </w:rPr>
-        <w:t xml:space="preserve">## 20   20 FALSE            </w:t>
-      </w:r>
-      <w:r>
-        <w:br/>
-      </w:r>
-      <w:r>
-        <w:rPr>
-          <w:rStyle w:val="VerbatimChar"/>
-        </w:rPr>
-        <w:t xml:space="preserve">## 21   21 FALSE            </w:t>
-      </w:r>
-      <w:r>
-        <w:br/>
-      </w:r>
-      <w:r>
-        <w:rPr>
-          <w:rStyle w:val="VerbatimChar"/>
-        </w:rPr>
-        <w:t xml:space="preserve">## 22   22 FALSE            </w:t>
-      </w:r>
-      <w:r>
-        <w:br/>
-      </w:r>
-      <w:r>
-        <w:rPr>
-          <w:rStyle w:val="VerbatimChar"/>
-        </w:rPr>
-        <w:t xml:space="preserve">## 23   23 FALSE            </w:t>
-      </w:r>
-      <w:r>
-        <w:br/>
-      </w:r>
-      <w:r>
-        <w:rPr>
-          <w:rStyle w:val="VerbatimChar"/>
-        </w:rPr>
-        <w:t xml:space="preserve">## 24   24 FALSE            </w:t>
-      </w:r>
-      <w:r>
-        <w:br/>
-      </w:r>
-      <w:r>
-        <w:rPr>
-          <w:rStyle w:val="VerbatimChar"/>
-        </w:rPr>
-        <w:t xml:space="preserve">## 25   25 FALSE            </w:t>
-      </w:r>
-      <w:r>
-        <w:br/>
-      </w:r>
-      <w:r>
-        <w:rPr>
-          <w:rStyle w:val="VerbatimChar"/>
-        </w:rPr>
-        <w:t xml:space="preserve">## 26   26 FALSE            </w:t>
-      </w:r>
-      <w:r>
-        <w:br/>
-      </w:r>
-      <w:r>
-        <w:rPr>
-          <w:rStyle w:val="VerbatimChar"/>
-        </w:rPr>
-        <w:t xml:space="preserve">## 27   27 FALSE            </w:t>
-      </w:r>
-      <w:r>
-        <w:br/>
-      </w:r>
-      <w:r>
-        <w:rPr>
-          <w:rStyle w:val="VerbatimChar"/>
-        </w:rPr>
-        <w:t xml:space="preserve">## 28   28 FALSE            </w:t>
-      </w:r>
-      <w:r>
-        <w:br/>
-      </w:r>
-      <w:r>
-        <w:rPr>
-          <w:rStyle w:val="VerbatimChar"/>
-        </w:rPr>
-        <w:t xml:space="preserve">## 29   29 FALSE            </w:t>
-      </w:r>
-      <w:r>
-        <w:br/>
-      </w:r>
-      <w:r>
-        <w:rPr>
-          <w:rStyle w:val="VerbatimChar"/>
-        </w:rPr>
-        <w:t xml:space="preserve">## 30   30 FALSE            </w:t>
-      </w:r>
-      <w:r>
-        <w:br/>
-      </w:r>
-      <w:r>
-        <w:rPr>
-          <w:rStyle w:val="VerbatimChar"/>
-        </w:rPr>
-        <w:t xml:space="preserve">## 31   31 FALSE            </w:t>
-      </w:r>
-      <w:r>
-        <w:br/>
-      </w:r>
-      <w:r>
-        <w:rPr>
-          <w:rStyle w:val="VerbatimChar"/>
-        </w:rPr>
-        <w:t xml:space="preserve">## 32   32 FALSE            </w:t>
-      </w:r>
-      <w:r>
-        <w:br/>
-      </w:r>
-      <w:r>
-        <w:rPr>
-          <w:rStyle w:val="VerbatimChar"/>
-        </w:rPr>
-        <w:t xml:space="preserve">## 33   33 FALSE            </w:t>
-      </w:r>
-      <w:r>
-        <w:br/>
-      </w:r>
-      <w:r>
-        <w:rPr>
-          <w:rStyle w:val="VerbatimChar"/>
-        </w:rPr>
-        <w:t xml:space="preserve">## 34   34 FALSE            </w:t>
-      </w:r>
-      <w:r>
-        <w:br/>
-      </w:r>
-      <w:r>
-        <w:rPr>
-          <w:rStyle w:val="VerbatimChar"/>
-        </w:rPr>
-        <w:t xml:space="preserve">## 35   35 FALSE            </w:t>
-      </w:r>
-      <w:r>
-        <w:br/>
-      </w:r>
-      <w:r>
-        <w:rPr>
-          <w:rStyle w:val="VerbatimChar"/>
-        </w:rPr>
-        <w:t xml:space="preserve">## 36   36 FALSE            </w:t>
-      </w:r>
-      <w:r>
-        <w:br/>
-      </w:r>
-      <w:r>
-        <w:rPr>
-          <w:rStyle w:val="VerbatimChar"/>
-        </w:rPr>
-        <w:t xml:space="preserve">## 37   37 FALSE            </w:t>
-      </w:r>
-      <w:r>
-        <w:br/>
-      </w:r>
-      <w:r>
-        <w:rPr>
-          <w:rStyle w:val="VerbatimChar"/>
-        </w:rPr>
-        <w:t xml:space="preserve">## 38   38 FALSE            </w:t>
-      </w:r>
-      <w:r>
-        <w:br/>
-      </w:r>
-      <w:r>
-        <w:rPr>
-          <w:rStyle w:val="VerbatimChar"/>
-        </w:rPr>
-        <w:t xml:space="preserve">## 39   39 FALSE            </w:t>
-      </w:r>
-      <w:r>
-        <w:br/>
-      </w:r>
-      <w:r>
-        <w:rPr>
-          <w:rStyle w:val="VerbatimChar"/>
-        </w:rPr>
-        <w:t xml:space="preserve">## 40   40 FALSE            </w:t>
-      </w:r>
-      <w:r>
-        <w:br/>
-      </w:r>
-      <w:r>
-        <w:rPr>
-          <w:rStyle w:val="VerbatimChar"/>
-        </w:rPr>
-        <w:t xml:space="preserve">## 41   41 FALSE            </w:t>
-      </w:r>
-      <w:r>
-        <w:br/>
-      </w:r>
-      <w:r>
-        <w:rPr>
-          <w:rStyle w:val="VerbatimChar"/>
-        </w:rPr>
-        <w:t xml:space="preserve">## 42   42 FALSE            </w:t>
-      </w:r>
-      <w:r>
-        <w:br/>
-      </w:r>
-      <w:r>
-        <w:rPr>
-          <w:rStyle w:val="VerbatimChar"/>
-        </w:rPr>
-        <w:t xml:space="preserve">## 43   43 FALSE            </w:t>
-      </w:r>
-      <w:r>
-        <w:br/>
-      </w:r>
-      <w:r>
-        <w:rPr>
-          <w:rStyle w:val="VerbatimChar"/>
-        </w:rPr>
-        <w:t xml:space="preserve">## 44   44 FALSE            </w:t>
-      </w:r>
-      <w:r>
-        <w:br/>
-      </w:r>
-      <w:r>
-        <w:rPr>
-          <w:rStyle w:val="VerbatimChar"/>
-        </w:rPr>
-        <w:t xml:space="preserve">## 45   45 FALSE            </w:t>
-      </w:r>
-      <w:r>
-        <w:br/>
-      </w:r>
-      <w:r>
-        <w:rPr>
-          <w:rStyle w:val="VerbatimChar"/>
-        </w:rPr>
-        <w:t xml:space="preserve">## 46   46 FALSE            </w:t>
-      </w:r>
-      <w:r>
-        <w:br/>
-      </w:r>
-      <w:r>
-        <w:rPr>
-          <w:rStyle w:val="VerbatimChar"/>
-        </w:rPr>
-        <w:t xml:space="preserve">## 47   47 FALSE            </w:t>
-      </w:r>
-      <w:r>
-        <w:br/>
-      </w:r>
-      <w:r>
-        <w:rPr>
-          <w:rStyle w:val="VerbatimChar"/>
-        </w:rPr>
-        <w:t xml:space="preserve">## 48   48 FALSE            </w:t>
-      </w:r>
-      <w:r>
-        <w:br/>
-      </w:r>
-      <w:r>
-        <w:rPr>
-          <w:rStyle w:val="VerbatimChar"/>
-        </w:rPr>
-        <w:t xml:space="preserve">## 49   49 FALSE            </w:t>
-      </w:r>
-      <w:r>
-        <w:br/>
-      </w:r>
-      <w:r>
-        <w:rPr>
-          <w:rStyle w:val="VerbatimChar"/>
-        </w:rPr>
-        <w:t xml:space="preserve">## 50   50 FALSE            </w:t>
-      </w:r>
-      <w:r>
-        <w:br/>
-      </w:r>
-      <w:r>
-        <w:rPr>
-          <w:rStyle w:val="VerbatimChar"/>
-        </w:rPr>
-        <w:t xml:space="preserve">## 51   51 FALSE            </w:t>
-      </w:r>
-      <w:r>
-        <w:br/>
-      </w:r>
-      <w:r>
-        <w:rPr>
-          <w:rStyle w:val="VerbatimChar"/>
-        </w:rPr>
-        <w:t xml:space="preserve">## 52   52 FALSE            </w:t>
-      </w:r>
-      <w:r>
-        <w:br/>
-      </w:r>
-      <w:r>
-        <w:rPr>
-          <w:rStyle w:val="VerbatimChar"/>
-        </w:rPr>
-        <w:t xml:space="preserve">## 53   53 FALSE            </w:t>
-      </w:r>
-      <w:r>
-        <w:br/>
-      </w:r>
-      <w:r>
-        <w:rPr>
-          <w:rStyle w:val="VerbatimChar"/>
-        </w:rPr>
-        <w:t xml:space="preserve">## 54   54 FALSE            </w:t>
-      </w:r>
-      <w:r>
-        <w:br/>
-      </w:r>
-      <w:r>
-        <w:rPr>
-          <w:rStyle w:val="VerbatimChar"/>
-        </w:rPr>
-        <w:t xml:space="preserve">## 55   55 FALSE            </w:t>
-      </w:r>
-      <w:r>
-        <w:br/>
-      </w:r>
-      <w:r>
-        <w:rPr>
-          <w:rStyle w:val="VerbatimChar"/>
-        </w:rPr>
-        <w:t xml:space="preserve">## 56   56 FALSE            </w:t>
-      </w:r>
-      <w:r>
-        <w:br/>
-      </w:r>
-      <w:r>
-        <w:rPr>
-          <w:rStyle w:val="VerbatimChar"/>
-        </w:rPr>
-        <w:t xml:space="preserve">## 57   57 FALSE            </w:t>
-      </w:r>
-      <w:r>
-        <w:br/>
-      </w:r>
-      <w:r>
-        <w:rPr>
-          <w:rStyle w:val="VerbatimChar"/>
-        </w:rPr>
-        <w:t xml:space="preserve">## 58   58 FALSE            </w:t>
-      </w:r>
-      <w:r>
-        <w:br/>
-      </w:r>
-      <w:r>
-        <w:rPr>
-          <w:rStyle w:val="VerbatimChar"/>
-        </w:rPr>
-        <w:t xml:space="preserve">## 59   59 FALSE            </w:t>
-      </w:r>
-      <w:r>
-        <w:br/>
-      </w:r>
-      <w:r>
-        <w:rPr>
-          <w:rStyle w:val="VerbatimChar"/>
-        </w:rPr>
-        <w:t xml:space="preserve">## 60   60 FALSE            </w:t>
-      </w:r>
-      <w:r>
-        <w:br/>
-      </w:r>
-      <w:r>
-        <w:rPr>
-          <w:rStyle w:val="VerbatimChar"/>
-        </w:rPr>
-        <w:t xml:space="preserve">## 61   61 FALSE            </w:t>
-      </w:r>
-      <w:r>
-        <w:br/>
-      </w:r>
-      <w:r>
-        <w:rPr>
-          <w:rStyle w:val="VerbatimChar"/>
-        </w:rPr>
-        <w:t xml:space="preserve">## 62   62 FALSE            </w:t>
-      </w:r>
-      <w:r>
-        <w:br/>
-      </w:r>
-      <w:r>
-        <w:rPr>
-          <w:rStyle w:val="VerbatimChar"/>
-        </w:rPr>
-        <w:t xml:space="preserve">## 63   63 FALSE            </w:t>
-      </w:r>
-      <w:r>
-        <w:br/>
-      </w:r>
-      <w:r>
-        <w:rPr>
-          <w:rStyle w:val="VerbatimChar"/>
-        </w:rPr>
-        <w:t xml:space="preserve">## 64   64 FALSE            </w:t>
-      </w:r>
-      <w:r>
-        <w:br/>
-      </w:r>
-      <w:r>
-        <w:rPr>
-          <w:rStyle w:val="VerbatimChar"/>
-        </w:rPr>
-        <w:t xml:space="preserve">## 65   65 FALSE            </w:t>
-      </w:r>
-      <w:r>
-        <w:br/>
-      </w:r>
-      <w:r>
-        <w:rPr>
-          <w:rStyle w:val="VerbatimChar"/>
-        </w:rPr>
-        <w:t xml:space="preserve">## 66   66 FALSE            </w:t>
-      </w:r>
-      <w:r>
-        <w:br/>
-      </w:r>
-      <w:r>
-        <w:rPr>
-          <w:rStyle w:val="VerbatimChar"/>
-        </w:rPr>
-        <w:t xml:space="preserve">## 67   67 FALSE            </w:t>
-      </w:r>
-      <w:r>
-        <w:br/>
-      </w:r>
-      <w:r>
-        <w:rPr>
-          <w:rStyle w:val="VerbatimChar"/>
-        </w:rPr>
-        <w:t xml:space="preserve">## 68   68 FALSE            </w:t>
-      </w:r>
-      <w:r>
-        <w:br/>
-      </w:r>
-      <w:r>
-        <w:rPr>
-          <w:rStyle w:val="VerbatimChar"/>
-        </w:rPr>
-        <w:t xml:space="preserve">## 69   69 FALSE            </w:t>
-      </w:r>
-      <w:r>
-        <w:br/>
-      </w:r>
-      <w:r>
-        <w:rPr>
-          <w:rStyle w:val="VerbatimChar"/>
-        </w:rPr>
-        <w:t xml:space="preserve">## 70   70 FALSE            </w:t>
-      </w:r>
-      <w:r>
-        <w:br/>
-      </w:r>
-      <w:r>
-        <w:rPr>
-          <w:rStyle w:val="VerbatimChar"/>
-        </w:rPr>
-        <w:t xml:space="preserve">## 71   71 FALSE            </w:t>
-      </w:r>
-      <w:r>
-        <w:br/>
-      </w:r>
-      <w:r>
-        <w:rPr>
-          <w:rStyle w:val="VerbatimChar"/>
-        </w:rPr>
-        <w:t xml:space="preserve">## 72   72 FALSE            </w:t>
-      </w:r>
-      <w:r>
-        <w:br/>
-      </w:r>
-      <w:r>
-        <w:rPr>
-          <w:rStyle w:val="VerbatimChar"/>
-        </w:rPr>
-        <w:t xml:space="preserve">## 73   73 FALSE            </w:t>
-      </w:r>
-      <w:r>
-        <w:br/>
-      </w:r>
-      <w:r>
-        <w:rPr>
-          <w:rStyle w:val="VerbatimChar"/>
-        </w:rPr>
-        <w:t xml:space="preserve">## 74   74 FALSE            </w:t>
-      </w:r>
-      <w:r>
-        <w:br/>
-      </w:r>
-      <w:r>
-        <w:rPr>
-          <w:rStyle w:val="VerbatimChar"/>
-        </w:rPr>
-        <w:t xml:space="preserve">## 75   75 FALSE            </w:t>
-      </w:r>
-      <w:r>
-        <w:br/>
-      </w:r>
-      <w:r>
-        <w:rPr>
-          <w:rStyle w:val="VerbatimChar"/>
-        </w:rPr>
-        <w:t xml:space="preserve">## 76   76 FALSE            </w:t>
-      </w:r>
-      <w:r>
-        <w:br/>
-      </w:r>
-      <w:r>
-        <w:rPr>
-          <w:rStyle w:val="VerbatimChar"/>
-        </w:rPr>
-        <w:t xml:space="preserve">## 77   77 FALSE            </w:t>
-      </w:r>
-      <w:r>
-        <w:br/>
-      </w:r>
-      <w:r>
-        <w:rPr>
-          <w:rStyle w:val="VerbatimChar"/>
-        </w:rPr>
-        <w:t xml:space="preserve">## 78   78 FALSE            </w:t>
-      </w:r>
-      <w:r>
-        <w:br/>
-      </w:r>
-      <w:r>
-        <w:rPr>
-          <w:rStyle w:val="VerbatimChar"/>
-        </w:rPr>
-        <w:t xml:space="preserve">## 79   79 FALSE            </w:t>
-      </w:r>
-      <w:r>
-        <w:br/>
-      </w:r>
-      <w:r>
-        <w:rPr>
-          <w:rStyle w:val="VerbatimChar"/>
-        </w:rPr>
-        <w:t xml:space="preserve">## 80   80 FALSE            </w:t>
-      </w:r>
-      <w:r>
-        <w:br/>
-      </w:r>
-      <w:r>
-        <w:rPr>
-          <w:rStyle w:val="VerbatimChar"/>
-        </w:rPr>
-        <w:t xml:space="preserve">## 81   81 FALSE            </w:t>
-      </w:r>
-      <w:r>
-        <w:br/>
-      </w:r>
-      <w:r>
-        <w:rPr>
-          <w:rStyle w:val="VerbatimChar"/>
-        </w:rPr>
-        <w:t xml:space="preserve">## 82   82 FALSE            </w:t>
-      </w:r>
-      <w:r>
-        <w:br/>
-      </w:r>
-      <w:r>
-        <w:rPr>
-          <w:rStyle w:val="VerbatimChar"/>
-        </w:rPr>
-        <w:t xml:space="preserve">## 83   83 FALSE            </w:t>
-      </w:r>
-      <w:r>
-        <w:br/>
-      </w:r>
-      <w:r>
-        <w:rPr>
-          <w:rStyle w:val="VerbatimChar"/>
-        </w:rPr>
-        <w:t xml:space="preserve">## 84   84  TRUE changepoint</w:t>
-      </w:r>
-      <w:r>
-        <w:br/>
-      </w:r>
-      <w:r>
-        <w:rPr>
-          <w:rStyle w:val="VerbatimChar"/>
-        </w:rPr>
-        <w:t xml:space="preserve">## 85   85 FALSE            </w:t>
-      </w:r>
-      <w:r>
-        <w:br/>
-      </w:r>
-      <w:r>
-        <w:rPr>
-          <w:rStyle w:val="VerbatimChar"/>
-        </w:rPr>
-        <w:t xml:space="preserve">## 86   86 FALSE            </w:t>
-      </w:r>
-      <w:r>
-        <w:br/>
-      </w:r>
-      <w:r>
-        <w:rPr>
-          <w:rStyle w:val="VerbatimChar"/>
-        </w:rPr>
-        <w:t xml:space="preserve">## 87   87 FALSE            </w:t>
-      </w:r>
-      <w:r>
-        <w:br/>
-      </w:r>
-      <w:r>
-        <w:rPr>
-          <w:rStyle w:val="VerbatimChar"/>
-        </w:rPr>
-        <w:t xml:space="preserve">## 88   88 FALSE            </w:t>
-      </w:r>
-      <w:r>
-        <w:br/>
-      </w:r>
-      <w:r>
-        <w:rPr>
-          <w:rStyle w:val="VerbatimChar"/>
-        </w:rPr>
-        <w:t xml:space="preserve">## 89   89 FALSE            </w:t>
-      </w:r>
-      <w:r>
-        <w:br/>
-      </w:r>
-      <w:r>
-        <w:rPr>
-          <w:rStyle w:val="VerbatimChar"/>
-        </w:rPr>
-        <w:t xml:space="preserve">## 90   90 FALSE            </w:t>
-      </w:r>
-      <w:r>
-        <w:br/>
-      </w:r>
-      <w:r>
-        <w:rPr>
-          <w:rStyle w:val="VerbatimChar"/>
-        </w:rPr>
-        <w:t xml:space="preserve">## 91   91 FALSE            </w:t>
-      </w:r>
-      <w:r>
-        <w:br/>
-      </w:r>
-      <w:r>
-        <w:rPr>
-          <w:rStyle w:val="VerbatimChar"/>
-        </w:rPr>
-        <w:t xml:space="preserve">## 92   92 FALSE            </w:t>
-      </w:r>
-      <w:r>
-        <w:br/>
-      </w:r>
-      <w:r>
-        <w:rPr>
-          <w:rStyle w:val="VerbatimChar"/>
-        </w:rPr>
-        <w:t xml:space="preserve">## 93   93 FALSE            </w:t>
-      </w:r>
-      <w:r>
-        <w:br/>
-      </w:r>
-      <w:r>
-        <w:rPr>
-          <w:rStyle w:val="VerbatimChar"/>
-        </w:rPr>
-        <w:t xml:space="preserve">## 94   94 FALSE            </w:t>
-      </w:r>
-      <w:r>
-        <w:br/>
-      </w:r>
-      <w:r>
-        <w:rPr>
-          <w:rStyle w:val="VerbatimChar"/>
-        </w:rPr>
-        <w:t xml:space="preserve">## 95   95 FALSE            </w:t>
-      </w:r>
-      <w:r>
-        <w:br/>
-      </w:r>
-      <w:r>
-        <w:rPr>
-          <w:rStyle w:val="VerbatimChar"/>
-        </w:rPr>
-        <w:t xml:space="preserve">## 96   96 FALSE            </w:t>
-      </w:r>
-      <w:r>
-        <w:br/>
-      </w:r>
-      <w:r>
-        <w:rPr>
-          <w:rStyle w:val="VerbatimChar"/>
-        </w:rPr>
-        <w:t xml:space="preserve">## 97   97 FALSE            </w:t>
-      </w:r>
-      <w:r>
-        <w:br/>
-      </w:r>
-      <w:r>
-        <w:rPr>
-          <w:rStyle w:val="VerbatimChar"/>
-        </w:rPr>
-        <w:t xml:space="preserve">## 98   98 FALSE            </w:t>
-      </w:r>
-      <w:r>
-        <w:br/>
-      </w:r>
-      <w:r>
-        <w:rPr>
-          <w:rStyle w:val="VerbatimChar"/>
-        </w:rPr>
-        <w:t xml:space="preserve">## 99   99 FALSE            </w:t>
-      </w:r>
-      <w:r>
-        <w:br/>
-      </w:r>
-      <w:r>
-        <w:rPr>
-          <w:rStyle w:val="VerbatimChar"/>
-        </w:rPr>
-        <w:t xml:space="preserve">## 100 100 FALSE            </w:t>
-      </w:r>
-      <w:r>
-        <w:br/>
-      </w:r>
-      <w:r>
-        <w:rPr>
-          <w:rStyle w:val="VerbatimChar"/>
-        </w:rPr>
-        <w:t xml:space="preserve">## 101 101 FALSE</w:t>
-      </w:r>
-    </w:p>
-    <w:bookmarkEnd w:id="29"/>
-    <w:bookmarkStart w:id="33" w:name="interpret-the-result-visually-1"/>
-    <w:p>
-      <w:pPr>
-        <w:pStyle w:val="Heading3"/>
-      </w:pPr>
-      <w:r>
-        <w:t xml:space="preserve">Interpret the Result Visually</w:t>
+        <w:pStyle w:val="FirstParagraph"/>
+      </w:pPr>
+      <w:r>
+        <w:t xml:space="preserve">Plot the result against the reference event.</w:t>
       </w:r>
     </w:p>
     <w:p>
       <w:pPr>
-        <w:pStyle w:val="FirstParagraph"/>
-      </w:pPr>
-      <w:r>
-        <w:t xml:space="preserve">The final plots are not just illustrations. They help the reader connect the method’s internal output with the original series, making it easier to see why a point, range, motif, or symbolic pattern was emphasized and whether that emphasis is coherent with the stated objective of the example.</w:t>
-      </w:r>
-    </w:p>
-    <w:p>
-      <w:pPr>
         <w:pStyle w:val="SourceCode"/>
       </w:pPr>
-      <w:r>
-        <w:rPr>
-          <w:rStyle w:val="CommentTok"/>
-        </w:rPr>
-        <w:t xml:space="preserve"># Plot detections against the labeled event</w:t>
-      </w:r>
-      <w:r>
-        <w:br/>
-      </w:r>
       <w:r>
         <w:rPr>
           <w:rStyle w:val="FunctionTok"/>
@@ -1600,18 +1393,18 @@
           <wp:inline>
             <wp:extent cx="4620126" cy="3696101"/>
             <wp:effectExtent b="0" l="0" r="0" t="0"/>
-            <wp:docPr descr="" title="" id="31" name="Picture"/>
+            <wp:docPr descr="" title="" id="24" name="Picture"/>
             <a:graphic>
               <a:graphicData uri="http://schemas.openxmlformats.org/drawingml/2006/picture">
                 <pic:pic>
                   <pic:nvPicPr>
-                    <pic:cNvPr descr="/home/gpca/harbinger/examples/tutorial/doc/07-first-change-point-detector_files/figure-docx/unnamed-chunk-5-1.png" id="32" name="Picture"/>
+                    <pic:cNvPr descr="/home/gpca/harbinger/examples/tutorial/doc/07-first-change-point-detector_files/figure-docx/unnamed-chunk-4-1.png" id="25" name="Picture"/>
                     <pic:cNvPicPr>
                       <a:picLocks noChangeArrowheads="1" noChangeAspect="1"/>
                     </pic:cNvPicPr>
                   </pic:nvPicPr>
                   <pic:blipFill>
-                    <a:blip r:embed="rId30"/>
+                    <a:blip r:embed="rId23"/>
                     <a:stretch>
                       <a:fillRect/>
                     </a:stretch>
@@ -1638,9 +1431,8 @@
         </w:drawing>
       </w:r>
     </w:p>
-    <w:bookmarkEnd w:id="33"/>
-    <w:bookmarkEnd w:id="34"/>
-    <w:bookmarkStart w:id="35" w:name="references"/>
+    <w:bookmarkEnd w:id="26"/>
+    <w:bookmarkStart w:id="27" w:name="references"/>
     <w:p>
       <w:pPr>
         <w:pStyle w:val="Heading2"/>
@@ -1654,14 +1446,14 @@
         <w:pStyle w:val="Compact"/>
         <w:numPr>
           <w:ilvl w:val="0"/>
-          <w:numId w:val="1002"/>
+          <w:numId w:val="1001"/>
         </w:numPr>
       </w:pPr>
       <w:r>
         <w:t xml:space="preserve">Killick, R., Eckley, I. A. changepoint: An R Package for Changepoint Analysis. Journal of Statistical Software, 58(3), 2014.</w:t>
       </w:r>
     </w:p>
-    <w:bookmarkEnd w:id="35"/>
+    <w:bookmarkEnd w:id="27"/>
     <w:sectPr>
       <w:footnotePr>
         <w:numRestart w:val="eachSect"/>
@@ -1879,9 +1671,6 @@
     <w:abstractNumId w:val="990"/>
   </w:num>
   <w:num w:numId="1001">
-    <w:abstractNumId w:val="991"/>
-  </w:num>
-  <w:num w:numId="1002">
     <w:abstractNumId w:val="991"/>
   </w:num>
 </w:numbering>

--- a/examples/tutorial/doc/07-first-change-point-detector.docx
+++ b/examples/tutorial/doc/07-first-change-point-detector.docx
@@ -2,7 +2,7 @@
 <file path=word/document.xml><?xml version="1.0" encoding="utf-8"?>
 <w:document xmlns:w="http://schemas.openxmlformats.org/wordprocessingml/2006/main" xmlns:m="http://schemas.openxmlformats.org/officeDocument/2006/math" xmlns:r="http://schemas.openxmlformats.org/officeDocument/2006/relationships" xmlns:o="urn:schemas-microsoft-com:office:office" xmlns:v="urn:schemas-microsoft-com:vml" xmlns:w10="urn:schemas-microsoft-com:office:word" xmlns:a="http://schemas.openxmlformats.org/drawingml/2006/main" xmlns:pic="http://schemas.openxmlformats.org/drawingml/2006/picture" xmlns:wp="http://schemas.openxmlformats.org/drawingml/2006/wordprocessingDrawing">
   <w:body>
-    <w:bookmarkStart w:id="26" w:name="X504650d4c4d7a2da78905fb26409fa2074a7fcd"/>
+    <w:bookmarkStart w:id="15" w:name="X504650d4c4d7a2da78905fb26409fa2074a7fcd"/>
     <w:p>
       <w:pPr>
         <w:pStyle w:val="Heading2"/>
@@ -280,18 +280,18 @@
           <wp:inline>
             <wp:extent cx="4620126" cy="3696101"/>
             <wp:effectExtent b="0" l="0" r="0" t="0"/>
-            <wp:docPr descr="" title="" id="21" name="Picture"/>
+            <wp:docPr descr="" title="" id="10" name="Picture"/>
             <a:graphic>
               <a:graphicData uri="http://schemas.openxmlformats.org/drawingml/2006/picture">
                 <pic:pic>
                   <pic:nvPicPr>
-                    <pic:cNvPr descr="/home/gpca/harbinger/examples/tutorial/doc/07-first-change-point-detector_files/figure-docx/unnamed-chunk-2-1.png" id="22" name="Picture"/>
+                    <pic:cNvPr descr="C:\Git\dal\harbinger\examples\tutorial\doc\07-first-change-point-detector_files/eb97b24ea907a800e88c6f80879709471cd27f5c.png" id="11" name="Picture"/>
                     <pic:cNvPicPr>
                       <a:picLocks noChangeArrowheads="1" noChangeAspect="1"/>
                     </pic:cNvPicPr>
                   </pic:nvPicPr>
                   <pic:blipFill>
-                    <a:blip r:embed="rId20"/>
+                    <a:blip r:embed="rId9"/>
                     <a:stretch>
                       <a:fillRect/>
                     </a:stretch>
@@ -1393,18 +1393,18 @@
           <wp:inline>
             <wp:extent cx="4620126" cy="3696101"/>
             <wp:effectExtent b="0" l="0" r="0" t="0"/>
-            <wp:docPr descr="" title="" id="24" name="Picture"/>
+            <wp:docPr descr="" title="" id="13" name="Picture"/>
             <a:graphic>
               <a:graphicData uri="http://schemas.openxmlformats.org/drawingml/2006/picture">
                 <pic:pic>
                   <pic:nvPicPr>
-                    <pic:cNvPr descr="/home/gpca/harbinger/examples/tutorial/doc/07-first-change-point-detector_files/figure-docx/unnamed-chunk-4-1.png" id="25" name="Picture"/>
+                    <pic:cNvPr descr="C:\Git\dal\harbinger\examples\tutorial\doc\07-first-change-point-detector_files/e64e4384fa1de53590f1f3383eb7231f24dcfb81.png" id="14" name="Picture"/>
                     <pic:cNvPicPr>
                       <a:picLocks noChangeArrowheads="1" noChangeAspect="1"/>
                     </pic:cNvPicPr>
                   </pic:nvPicPr>
                   <pic:blipFill>
-                    <a:blip r:embed="rId23"/>
+                    <a:blip r:embed="rId12"/>
                     <a:stretch>
                       <a:fillRect/>
                     </a:stretch>
@@ -1431,8 +1431,8 @@
         </w:drawing>
       </w:r>
     </w:p>
-    <w:bookmarkEnd w:id="26"/>
-    <w:bookmarkStart w:id="27" w:name="references"/>
+    <w:bookmarkEnd w:id="15"/>
+    <w:bookmarkStart w:id="16" w:name="references"/>
     <w:p>
       <w:pPr>
         <w:pStyle w:val="Heading2"/>
@@ -1453,7 +1453,7 @@
         <w:t xml:space="preserve">Killick, R., Eckley, I. A. changepoint: An R Package for Changepoint Analysis. Journal of Statistical Software, 58(3), 2014.</w:t>
       </w:r>
     </w:p>
-    <w:bookmarkEnd w:id="27"/>
+    <w:bookmarkEnd w:id="16"/>
     <w:sectPr>
       <w:footnotePr>
         <w:numRestart w:val="eachSect"/>
@@ -1681,10 +1681,10 @@
   <w:docDefaults>
     <w:rPrDefault>
       <w:rPr>
-        <w:rFonts w:asciiTheme="minorHAnsi" w:cstheme="minorBidi" w:eastAsiaTheme="minorHAnsi" w:hAnsiTheme="minorHAnsi"/>
+        <w:rFonts w:asciiTheme="minorHAnsi" w:cstheme="minorBidi" w:eastAsiaTheme="minorEastAsia" w:hAnsiTheme="minorHAnsi"/>
         <w:sz w:val="24"/>
         <w:szCs w:val="24"/>
-        <w:lang w:bidi="ar-SA" w:eastAsia="en-US" w:val="en-US"/>
+        <w:lang w:bidi="ar-SA" w:eastAsia="zh-CN" w:val="en-US"/>
       </w:rPr>
     </w:rPrDefault>
     <w:pPrDefault>
@@ -2225,13 +2225,6 @@
       </w:tblCellMar>
     </w:tblPr>
     <w:tblStylePr w:type="firstRow">
-      <w:tblPr>
-        <w:jc w:val="left"/>
-        <w:tblInd w:type="dxa" w:w="0"/>
-      </w:tblPr>
-      <w:trPr>
-        <w:jc w:val="left"/>
-      </w:trPr>
       <w:tcPr>
         <w:tcBorders>
           <w:bottom w:val="single"/>

--- a/examples/tutorial/doc/07-first-change-point-detector.docx
+++ b/examples/tutorial/doc/07-first-change-point-detector.docx
@@ -285,7 +285,7 @@
               <a:graphicData uri="http://schemas.openxmlformats.org/drawingml/2006/picture">
                 <pic:pic>
                   <pic:nvPicPr>
-                    <pic:cNvPr descr="C:\Git\dal\harbinger\examples\tutorial\doc\07-first-change-point-detector_files/eb97b24ea907a800e88c6f80879709471cd27f5c.png" id="11" name="Picture"/>
+                    <pic:cNvPr descr="/home/gpca/harbinger/examples/tutorial/doc/07-first-change-point-detector_files/db1f9964476d93415215028ab31915b4222a28a5.png" id="11" name="Picture"/>
                     <pic:cNvPicPr>
                       <a:picLocks noChangeArrowheads="1" noChangeAspect="1"/>
                     </pic:cNvPicPr>
@@ -1398,7 +1398,7 @@
               <a:graphicData uri="http://schemas.openxmlformats.org/drawingml/2006/picture">
                 <pic:pic>
                   <pic:nvPicPr>
-                    <pic:cNvPr descr="C:\Git\dal\harbinger\examples\tutorial\doc\07-first-change-point-detector_files/e64e4384fa1de53590f1f3383eb7231f24dcfb81.png" id="14" name="Picture"/>
+                    <pic:cNvPr descr="/home/gpca/harbinger/examples/tutorial/doc/07-first-change-point-detector_files/697a9e9eb26ebf5cbef58ba6e4a1aa27075ad9ec.png" id="14" name="Picture"/>
                     <pic:cNvPicPr>
                       <a:picLocks noChangeArrowheads="1" noChangeAspect="1"/>
                     </pic:cNvPicPr>

--- a/examples/tutorial/doc/07-first-change-point-detector.docx
+++ b/examples/tutorial/doc/07-first-change-point-detector.docx
@@ -54,6 +54,45 @@
       <w:pPr>
         <w:pStyle w:val="SourceCode"/>
       </w:pPr>
+      <w:r>
+        <w:rPr>
+          <w:rStyle w:val="FunctionTok"/>
+        </w:rPr>
+        <w:t xml:space="preserve">source</w:t>
+      </w:r>
+      <w:r>
+        <w:rPr>
+          <w:rStyle w:val="NormalTok"/>
+        </w:rPr>
+        <w:t xml:space="preserve">(</w:t>
+      </w:r>
+      <w:r>
+        <w:rPr>
+          <w:rStyle w:val="FunctionTok"/>
+        </w:rPr>
+        <w:t xml:space="preserve">url</w:t>
+      </w:r>
+      <w:r>
+        <w:rPr>
+          <w:rStyle w:val="NormalTok"/>
+        </w:rPr>
+        <w:t xml:space="preserve">(</w:t>
+      </w:r>
+      <w:r>
+        <w:rPr>
+          <w:rStyle w:val="StringTok"/>
+        </w:rPr>
+        <w:t xml:space="preserve">"https://raw.githubusercontent.com/cefet-rj-dal/harbinger/master/examples/seed.R"</w:t>
+      </w:r>
+      <w:r>
+        <w:rPr>
+          <w:rStyle w:val="NormalTok"/>
+        </w:rPr>
+        <w:t xml:space="preserve">))</w:t>
+      </w:r>
+      <w:r>
+        <w:br/>
+      </w:r>
       <w:r>
         <w:rPr>
           <w:rStyle w:val="FunctionTok"/>
